--- a/docs/商业计划书.docx
+++ b/docs/商业计划书.docx
@@ -14894,6 +14894,57 @@
           <w:sz w:val="26"/>
         </w:rPr>
         <w:t>6.3 收入预测（12个月）</w:t>
+      </w:r>
+    </w:p>
+    <w:p>
+      <w:pPr>
+        <w:spacing w:after="80" w:line="360" w:lineRule="exact"/>
+        <w:ind w:left="567"/>
+        <w:pBdr>
+          <w:left w:val="single" w:sz="12" w:space="4" w:color="D4272C"/>
+        </w:pBdr>
+      </w:pPr>
+      <w:r>
+        <w:rPr>
+          <w:rFonts w:ascii="微软雅黑" w:hAnsi="微软雅黑" w:eastAsia="微软雅黑"/>
+          <w:color w:val="555555"/>
+          <w:sz w:val="20"/>
+        </w:rPr>
+        <w:t xml:space="preserve">⚠️ </w:t>
+      </w:r>
+      <w:r>
+        <w:rPr>
+          <w:rFonts w:ascii="微软雅黑" w:hAnsi="微软雅黑" w:eastAsia="微软雅黑"/>
+          <w:b/>
+          <w:color w:val="555555"/>
+          <w:sz w:val="20"/>
+        </w:rPr>
+        <w:t>财务口径以《财务预测与商业计划》为最终权威源</w:t>
+      </w:r>
+      <w:r>
+        <w:rPr>
+          <w:rFonts w:ascii="微软雅黑" w:hAnsi="微软雅黑" w:eastAsia="微软雅黑"/>
+          <w:color w:val="555555"/>
+          <w:sz w:val="20"/>
+        </w:rPr>
+        <w:t>（首年累计营收约 697.1 万元）。下表为商业计划书的</w:t>
+      </w:r>
+      <w:r>
+        <w:rPr>
+          <w:rFonts w:ascii="微软雅黑" w:hAnsi="微软雅黑" w:eastAsia="微软雅黑"/>
+          <w:b/>
+          <w:color w:val="555555"/>
+          <w:sz w:val="20"/>
+        </w:rPr>
+        <w:t>保守测算版本</w:t>
+      </w:r>
+      <w:r>
+        <w:rPr>
+          <w:rFonts w:ascii="微软雅黑" w:hAnsi="微软雅黑" w:eastAsia="微软雅黑"/>
+          <w:color w:val="555555"/>
+          <w:sz w:val="20"/>
+        </w:rPr>
+        <w:t>（首年累计 527.4 万元），供稳健性参考；两者差异源于用户增长与客单价假设不同，对外统一采用财务预测口径。</w:t>
       </w:r>
     </w:p>
     <w:p>
@@ -24652,6 +24703,74 @@
     </w:p>
     <w:p>
       <w:pPr>
+        <w:spacing w:after="80" w:line="360" w:lineRule="exact"/>
+        <w:ind w:left="567"/>
+        <w:pBdr>
+          <w:left w:val="single" w:sz="12" w:space="4" w:color="D4272C"/>
+        </w:pBdr>
+      </w:pPr>
+      <w:r>
+        <w:rPr>
+          <w:rFonts w:ascii="微软雅黑" w:hAnsi="微软雅黑" w:eastAsia="微软雅黑"/>
+          <w:color w:val="555555"/>
+          <w:sz w:val="20"/>
+        </w:rPr>
+        <w:t xml:space="preserve">⚠️ </w:t>
+      </w:r>
+      <w:r>
+        <w:rPr>
+          <w:rFonts w:ascii="微软雅黑" w:hAnsi="微软雅黑" w:eastAsia="微软雅黑"/>
+          <w:b/>
+          <w:color w:val="555555"/>
+          <w:sz w:val="20"/>
+        </w:rPr>
+        <w:t>财务口径以《财务预测与商业计划》为最终权威源</w:t>
+      </w:r>
+      <w:r>
+        <w:rPr>
+          <w:rFonts w:ascii="微软雅黑" w:hAnsi="微软雅黑" w:eastAsia="微软雅黑"/>
+          <w:color w:val="555555"/>
+          <w:sz w:val="20"/>
+        </w:rPr>
+        <w:t>：OPC 模式前 6 个月零人力成本，项目</w:t>
+      </w:r>
+      <w:r>
+        <w:rPr>
+          <w:rFonts w:ascii="微软雅黑" w:hAnsi="微软雅黑" w:eastAsia="微软雅黑"/>
+          <w:b/>
+          <w:color w:val="555555"/>
+          <w:sz w:val="20"/>
+        </w:rPr>
+        <w:t>首月即实现正向现金流</w:t>
+      </w:r>
+      <w:r>
+        <w:rPr>
+          <w:rFonts w:ascii="微软雅黑" w:hAnsi="微软雅黑" w:eastAsia="微软雅黑"/>
+          <w:color w:val="555555"/>
+          <w:sz w:val="20"/>
+        </w:rPr>
+        <w:t>。下表为计入人力成本的</w:t>
+      </w:r>
+      <w:r>
+        <w:rPr>
+          <w:rFonts w:ascii="微软雅黑" w:hAnsi="微软雅黑" w:eastAsia="微软雅黑"/>
+          <w:b/>
+          <w:color w:val="555555"/>
+          <w:sz w:val="20"/>
+        </w:rPr>
+        <w:t>保守测算版本</w:t>
+      </w:r>
+      <w:r>
+        <w:rPr>
+          <w:rFonts w:ascii="微软雅黑" w:hAnsi="微软雅黑" w:eastAsia="微软雅黑"/>
+          <w:color w:val="555555"/>
+          <w:sz w:val="20"/>
+        </w:rPr>
+        <w:t>，供稳健性参考。</w:t>
+      </w:r>
+    </w:p>
+    <w:p>
+      <w:pPr>
         <w:spacing w:after="120" w:line="400" w:lineRule="exact"/>
       </w:pPr>
       <w:r>
@@ -24659,7 +24778,7 @@
           <w:rFonts w:ascii="微软雅黑" w:hAnsi="微软雅黑" w:eastAsia="微软雅黑"/>
           <w:sz w:val="21"/>
         </w:rPr>
-        <w:t>基于收入预测和成本结构，盈亏平衡分析如下：</w:t>
+        <w:t>基于收入预测和成本结构，盈亏平衡分析如下（保守测算）：</w:t>
       </w:r>
     </w:p>
     <w:tbl>
@@ -25971,7 +26090,7 @@
           <w:b/>
           <w:sz w:val="21"/>
         </w:rPr>
-        <w:t>单月盈亏平衡点</w:t>
+        <w:t>单月盈亏平衡点（保守测算）</w:t>
       </w:r>
       <w:r>
         <w:rPr>
@@ -25999,7 +26118,7 @@
           <w:b/>
           <w:sz w:val="21"/>
         </w:rPr>
-        <w:t>累计盈亏平衡点</w:t>
+        <w:t>累计盈亏平衡点（保守测算）</w:t>
       </w:r>
       <w:r>
         <w:rPr>
@@ -26027,14 +26146,28 @@
           <w:b/>
           <w:sz w:val="21"/>
         </w:rPr>
-        <w:t>12个月累计利润</w:t>
-      </w:r>
-      <w:r>
-        <w:rPr>
-          <w:rFonts w:ascii="微软雅黑" w:hAnsi="微软雅黑" w:eastAsia="微软雅黑"/>
-          <w:sz w:val="21"/>
-        </w:rPr>
-        <w:t>：292.4万元</w:t>
+        <w:t>权威口径</w:t>
+      </w:r>
+      <w:r>
+        <w:rPr>
+          <w:rFonts w:ascii="微软雅黑" w:hAnsi="微软雅黑" w:eastAsia="微软雅黑"/>
+          <w:sz w:val="21"/>
+        </w:rPr>
+        <w:t>：按《财务预测与商业计划》OPC 零人力成本模型，项目</w:t>
+      </w:r>
+      <w:r>
+        <w:rPr>
+          <w:rFonts w:ascii="微软雅黑" w:hAnsi="微软雅黑" w:eastAsia="微软雅黑"/>
+          <w:b/>
+          <w:sz w:val="21"/>
+        </w:rPr>
+        <w:t>首月即实现正向现金流</w:t>
+      </w:r>
+      <w:r>
+        <w:rPr>
+          <w:rFonts w:ascii="微软雅黑" w:hAnsi="微软雅黑" w:eastAsia="微软雅黑"/>
+          <w:sz w:val="21"/>
+        </w:rPr>
       </w:r>
     </w:p>
     <w:p>
@@ -26055,6 +26188,34 @@
           <w:b/>
           <w:sz w:val="21"/>
         </w:rPr>
+        <w:t>12个月累计利润</w:t>
+      </w:r>
+      <w:r>
+        <w:rPr>
+          <w:rFonts w:ascii="微软雅黑" w:hAnsi="微软雅黑" w:eastAsia="微软雅黑"/>
+          <w:sz w:val="21"/>
+        </w:rPr>
+        <w:t>：292.4万元（保守测算）</w:t>
+      </w:r>
+    </w:p>
+    <w:p>
+      <w:pPr>
+        <w:pStyle w:val="ListBullet"/>
+        <w:spacing w:after="60" w:line="360" w:lineRule="exact"/>
+        <w:ind w:left="567"/>
+      </w:pPr>
+      <w:r>
+        <w:rPr>
+          <w:rFonts w:ascii="微软雅黑" w:hAnsi="微软雅黑" w:eastAsia="微软雅黑"/>
+          <w:sz w:val="21"/>
+        </w:rPr>
+      </w:r>
+      <w:r>
+        <w:rPr>
+          <w:rFonts w:ascii="微软雅黑" w:hAnsi="微软雅黑" w:eastAsia="微软雅黑"/>
+          <w:b/>
+          <w:sz w:val="21"/>
+        </w:rPr>
         <w:t>投资回报周期</w:t>
       </w:r>
       <w:r>
@@ -26062,7 +26223,7 @@
           <w:rFonts w:ascii="微软雅黑" w:hAnsi="微软雅黑" w:eastAsia="微软雅黑"/>
           <w:sz w:val="21"/>
         </w:rPr>
-        <w:t>：约7个月</w:t>
+        <w:t>：约7个月（保守测算；财务预测模型下首月即正现金流）</w:t>
       </w:r>
     </w:p>
     <w:p>

--- a/docs/商业计划书.docx
+++ b/docs/商业计划书.docx
@@ -6437,7 +6437,22 @@
           <w:rFonts w:ascii="微软雅黑" w:hAnsi="微软雅黑" w:eastAsia="微软雅黑"/>
           <w:sz w:val="21"/>
         </w:rPr>
-        <w:t>：实时接入义乌小商品指数数据（价格指数、景气指数、订单指数），将专业指数转化为商户可理解的市场信号</w:t>
+        <w:t>：已接入义乌指数官网官方发布值（</w:t>
+      </w:r>
+      <w:r>
+        <w:rPr>
+          <w:rFonts w:ascii="Consolas" w:hAnsi="Consolas"/>
+          <w:color w:val="C7254E"/>
+          <w:sz w:val="18"/>
+        </w:rPr>
+        <w:t>ywindex.com/report</w:t>
+      </w:r>
+      <w:r>
+        <w:rPr>
+          <w:rFonts w:ascii="微软雅黑" w:hAnsi="微软雅黑" w:eastAsia="微软雅黑"/>
+          <w:sz w:val="21"/>
+        </w:rPr>
+        <w:t>，千点基准·定期更新），将专业指数转化为商户可理解的市场信号（带发布日期与来源溯源，非实时面板）</w:t>
       </w:r>
     </w:p>
     <w:p>
@@ -6464,7 +6479,7 @@
           <w:rFonts w:ascii="微软雅黑" w:hAnsi="微软雅黑" w:eastAsia="微软雅黑"/>
           <w:sz w:val="21"/>
         </w:rPr>
-        <w:t>：基于Google Trends、Amazon Best Sellers、Shopee热销榜等数据，分析目标市场的需求趋势和竞争格局</w:t>
+        <w:t>：规划接入 Google Trends、Amazon Best Sellers、Shopee 热销榜等数据（见路线图 M2-M6）；当前目标市场需求趋势与竞争格局基于内置演示数据集分析</w:t>
       </w:r>
     </w:p>
     <w:p>
@@ -7085,7 +7100,7 @@
           <w:rFonts w:ascii="微软雅黑" w:hAnsi="微软雅黑" w:eastAsia="微软雅黑"/>
           <w:sz w:val="21"/>
         </w:rPr>
-        <w:t>直连义乌小商品城商品数据库，210万SKU实时可查</w:t>
+        <w:t>内置义乌小商品城市场演示数据集（210万SKU 产业口径），规划对接官方商品数据库</w:t>
       </w:r>
     </w:p>
     <w:p>
@@ -7099,7 +7114,7 @@
           <w:rFonts w:ascii="微软雅黑" w:hAnsi="微软雅黑" w:eastAsia="微软雅黑"/>
           <w:sz w:val="21"/>
         </w:rPr>
-        <w:t>与义乌7.5万商铺的库存数据打通，可实时查询货源可用性</w:t>
+        <w:t>义乌 7.5 万商铺数据当前为演示数据集，官方库存/货源合作打通在推进中</w:t>
       </w:r>
     </w:p>
     <w:p>
@@ -7113,7 +7128,7 @@
           <w:rFonts w:ascii="微软雅黑" w:hAnsi="微软雅黑" w:eastAsia="微软雅黑"/>
           <w:sz w:val="21"/>
         </w:rPr>
-        <w:t>支持按"义乌指数上涨品类"自动筛选，抓住涨价行情</w:t>
+        <w:t>支持按"义乌指数上涨品类"自动筛选（义乌指数官方发布值已接入），抓住涨价行情</w:t>
       </w:r>
     </w:p>
     <w:p>
@@ -7181,7 +7196,22 @@
           <w:rFonts w:ascii="微软雅黑" w:hAnsi="微软雅黑" w:eastAsia="微软雅黑"/>
           <w:sz w:val="21"/>
         </w:rPr>
-        <w:t>实时价格抓取：对接1688、义乌购等平台获取最新批发价</w:t>
+        <w:t>已接入实时汇率 API（</w:t>
+      </w:r>
+      <w:r>
+        <w:rPr>
+          <w:rFonts w:ascii="Consolas" w:hAnsi="Consolas"/>
+          <w:color w:val="C7254E"/>
+          <w:sz w:val="18"/>
+        </w:rPr>
+        <w:t>open.er-api.com</w:t>
+      </w:r>
+      <w:r>
+        <w:rPr>
+          <w:rFonts w:ascii="微软雅黑" w:hAnsi="微软雅黑" w:eastAsia="微软雅黑"/>
+          <w:sz w:val="21"/>
+        </w:rPr>
+        <w:t>）用于跨境利润测算；规划对接 1688、义乌购等平台获取最新批发价（见路线图）</w:t>
       </w:r>
     </w:p>
     <w:p>
@@ -9016,7 +9046,7 @@
           <w:rFonts w:ascii="微软雅黑" w:hAnsi="微软雅黑" w:eastAsia="微软雅黑"/>
           <w:sz w:val="21"/>
         </w:rPr>
-        <w:t>：实时更新义乌综试区的最新政策文件和操作指南</w:t>
+        <w:t>：内置义乌综试区政策文件与操作指南知识库，人工定期更新（非实时同步）</w:t>
       </w:r>
     </w:p>
     <w:p>
@@ -9229,14 +9259,29 @@
           <w:b/>
           <w:sz w:val="21"/>
         </w:rPr>
-        <w:t>多语言实时翻译</w:t>
-      </w:r>
-      <w:r>
-        <w:rPr>
-          <w:rFonts w:ascii="微软雅黑" w:hAnsi="微软雅黑" w:eastAsia="微软雅黑"/>
-          <w:sz w:val="21"/>
-        </w:rPr>
-        <w:t>：支持8种语言的实时客服对话，响应时间&lt;2秒</w:t>
+        <w:t>多语言对话翻译</w:t>
+      </w:r>
+      <w:r>
+        <w:rPr>
+          <w:rFonts w:ascii="微软雅黑" w:hAnsi="微软雅黑" w:eastAsia="微软雅黑"/>
+          <w:sz w:val="21"/>
+        </w:rPr>
+        <w:t xml:space="preserve">：基于 LLM 支持 8 种语言的客服对话翻译（配置 </w:t>
+      </w:r>
+      <w:r>
+        <w:rPr>
+          <w:rFonts w:ascii="Consolas" w:hAnsi="Consolas"/>
+          <w:color w:val="C7254E"/>
+          <w:sz w:val="18"/>
+        </w:rPr>
+        <w:t>LLM_API_KEY</w:t>
+      </w:r>
+      <w:r>
+        <w:rPr>
+          <w:rFonts w:ascii="微软雅黑" w:hAnsi="微软雅黑" w:eastAsia="微软雅黑"/>
+          <w:sz w:val="21"/>
+        </w:rPr>
+        <w:t xml:space="preserve"> 时生效，否则优雅降级为模板应答）</w:t>
       </w:r>
     </w:p>
     <w:p>
@@ -9290,7 +9335,7 @@
           <w:rFonts w:ascii="微软雅黑" w:hAnsi="微软雅黑" w:eastAsia="微软雅黑"/>
           <w:sz w:val="21"/>
         </w:rPr>
-        <w:t>：对接物流系统，实时查询订单状态和物流轨迹</w:t>
+        <w:t>：规划对接物流系统查询订单状态与物流轨迹（当前为演示功能）</w:t>
       </w:r>
     </w:p>
     <w:p>
@@ -11067,6 +11112,106 @@
     </w:p>
     <w:p>
       <w:pPr>
+        <w:spacing w:after="80" w:line="360" w:lineRule="exact"/>
+        <w:ind w:left="567"/>
+        <w:pBdr>
+          <w:left w:val="single" w:sz="12" w:space="4" w:color="D4272C"/>
+        </w:pBdr>
+      </w:pPr>
+      <w:r>
+        <w:rPr>
+          <w:rFonts w:ascii="微软雅黑" w:hAnsi="微软雅黑" w:eastAsia="微软雅黑"/>
+          <w:color w:val="555555"/>
+          <w:sz w:val="20"/>
+        </w:rPr>
+      </w:r>
+      <w:r>
+        <w:rPr>
+          <w:rFonts w:ascii="微软雅黑" w:hAnsi="微软雅黑" w:eastAsia="微软雅黑"/>
+          <w:b/>
+          <w:color w:val="555555"/>
+          <w:sz w:val="20"/>
+        </w:rPr>
+        <w:t>实现状态说明（诚实标注）</w:t>
+      </w:r>
+      <w:r>
+        <w:rPr>
+          <w:rFonts w:ascii="微软雅黑" w:hAnsi="微软雅黑" w:eastAsia="微软雅黑"/>
+          <w:color w:val="555555"/>
+          <w:sz w:val="20"/>
+        </w:rPr>
+        <w:t>：本章描述的是</w:t>
+      </w:r>
+      <w:r>
+        <w:rPr>
+          <w:rFonts w:ascii="微软雅黑" w:hAnsi="微软雅黑" w:eastAsia="微软雅黑"/>
+          <w:b/>
+          <w:color w:val="555555"/>
+          <w:sz w:val="20"/>
+        </w:rPr>
+        <w:t>生产目标架构</w:t>
+      </w:r>
+      <w:r>
+        <w:rPr>
+          <w:rFonts w:ascii="微软雅黑" w:hAnsi="微软雅黑" w:eastAsia="微软雅黑"/>
+          <w:color w:val="555555"/>
+          <w:sz w:val="20"/>
+        </w:rPr>
+        <w:t xml:space="preserve">（PostgreSQL / Redis / Milvus / MinIO / Celery / WebSocket 等为规模化部署选型）。当前参赛 </w:t>
+      </w:r>
+      <w:r>
+        <w:rPr>
+          <w:rFonts w:ascii="微软雅黑" w:hAnsi="微软雅黑" w:eastAsia="微软雅黑"/>
+          <w:b/>
+          <w:color w:val="555555"/>
+          <w:sz w:val="20"/>
+        </w:rPr>
+        <w:t>demo 的实际实现为轻量栈</w:t>
+      </w:r>
+      <w:r>
+        <w:rPr>
+          <w:rFonts w:ascii="微软雅黑" w:hAnsi="微软雅黑" w:eastAsia="微软雅黑"/>
+          <w:color w:val="555555"/>
+          <w:sz w:val="20"/>
+        </w:rPr>
+        <w:t>：FastAPI + SQLite（WAL 模式，users/chat_sessions/chat_messages/api_usage/query_history/real_data_cache 六表）+ 进程内存缓存与限流 + SSE 流式进度推送（</w:t>
+      </w:r>
+      <w:r>
+        <w:rPr>
+          <w:rFonts w:ascii="Consolas" w:hAnsi="Consolas"/>
+          <w:color w:val="C7254E"/>
+          <w:sz w:val="18"/>
+        </w:rPr>
+        <w:t>/pipeline/stream</w:t>
+      </w:r>
+      <w:r>
+        <w:rPr>
+          <w:rFonts w:ascii="微软雅黑" w:hAnsi="微软雅黑" w:eastAsia="微软雅黑"/>
+          <w:color w:val="555555"/>
+          <w:sz w:val="20"/>
+        </w:rPr>
+        <w:t>）+ LangGraph 多 Agent 编排 + 阿里云百炼 DashScope 通义千问。向量检索（Milvus）、对象存储（MinIO）、任务队列（Celery）、分布式限流（Redis）为路线图 M2-M6 的生产化升级项。定位是"</w:t>
+      </w:r>
+      <w:r>
+        <w:rPr>
+          <w:rFonts w:ascii="微软雅黑" w:hAnsi="微软雅黑" w:eastAsia="微软雅黑"/>
+          <w:b/>
+          <w:color w:val="555555"/>
+          <w:sz w:val="20"/>
+        </w:rPr>
+        <w:t>演示可跑、架构可演进</w:t>
+      </w:r>
+      <w:r>
+        <w:rPr>
+          <w:rFonts w:ascii="微软雅黑" w:hAnsi="微软雅黑" w:eastAsia="微软雅黑"/>
+          <w:color w:val="555555"/>
+          <w:sz w:val="20"/>
+        </w:rPr>
+        <w:t>"，请勿将目标架构等同于已实现。</w:t>
+      </w:r>
+    </w:p>
+    <w:p>
+      <w:pPr>
         <w:pStyle w:val="Heading3"/>
       </w:pPr>
       <w:r>
@@ -12381,7 +12526,7 @@
           <w:rFonts w:ascii="微软雅黑" w:hAnsi="微软雅黑" w:eastAsia="微软雅黑"/>
           <w:sz w:val="21"/>
         </w:rPr>
-        <w:t>：OpenAI GPT-4o / 通义千问 / DeepSeek（多模型路由）</w:t>
+        <w:t>：通义千问 qwen-plus（阿里云百炼 DashScope，OpenAI 兼容）+ 备选模型降级路由（连续失败熔断冷却）</w:t>
       </w:r>
     </w:p>
     <w:p>
@@ -12421,7 +12566,22 @@
           <w:rFonts w:ascii="微软雅黑" w:hAnsi="微软雅黑" w:eastAsia="微软雅黑"/>
           <w:sz w:val="21"/>
         </w:rPr>
-        <w:t>RESTful API + WebSocket（实时通信）</w:t>
+        <w:t>RESTful API + SSE（</w:t>
+      </w:r>
+      <w:r>
+        <w:rPr>
+          <w:rFonts w:ascii="Consolas" w:hAnsi="Consolas"/>
+          <w:color w:val="C7254E"/>
+          <w:sz w:val="18"/>
+        </w:rPr>
+        <w:t>/pipeline/stream</w:t>
+      </w:r>
+      <w:r>
+        <w:rPr>
+          <w:rFonts w:ascii="微软雅黑" w:hAnsi="微软雅黑" w:eastAsia="微软雅黑"/>
+          <w:sz w:val="21"/>
+        </w:rPr>
+        <w:t xml:space="preserve"> 流式实时进度推送）</w:t>
       </w:r>
     </w:p>
     <w:p>
@@ -12449,7 +12609,7 @@
           <w:rFonts w:ascii="微软雅黑" w:hAnsi="微软雅黑" w:eastAsia="微软雅黑"/>
           <w:sz w:val="21"/>
         </w:rPr>
-        <w:t>认证：JWT + OAuth2.0</w:t>
+        <w:t>认证：JWT（AuthMiddleware）；OAuth2.0 为规划项</w:t>
       </w:r>
     </w:p>
     <w:p>
@@ -12463,7 +12623,7 @@
           <w:rFonts w:ascii="微软雅黑" w:hAnsi="微软雅黑" w:eastAsia="微软雅黑"/>
           <w:sz w:val="21"/>
         </w:rPr>
-        <w:t>限流：基于Redis的滑动窗口限流</w:t>
+        <w:t>限流：进程内存滑动窗口限流（RateLimitMiddleware）；Redis 分布式限流为规划项（多 worker 场景）</w:t>
       </w:r>
     </w:p>
     <w:p>
@@ -12979,7 +13139,7 @@
           <w:color w:val="444444"/>
           <w:sz w:val="26"/>
         </w:rPr>
-        <w:t>5.5 数据源</w:t>
+        <w:t>5.5 数据源（三态诚实标注）</w:t>
       </w:r>
     </w:p>
     <w:p>
@@ -12991,7 +13151,52 @@
           <w:rFonts w:ascii="微软雅黑" w:hAnsi="微软雅黑" w:eastAsia="微软雅黑"/>
           <w:sz w:val="21"/>
         </w:rPr>
-        <w:t>本项目整合六大核心数据源，构建义乌小商品出海的数据中台：</w:t>
+        <w:t>本项目数据源分三种状态：</w:t>
+      </w:r>
+      <w:r>
+        <w:rPr>
+          <w:rFonts w:ascii="微软雅黑" w:hAnsi="微软雅黑" w:eastAsia="微软雅黑"/>
+          <w:b/>
+          <w:sz w:val="21"/>
+        </w:rPr>
+        <w:t>✅ 已接入真实源</w:t>
+      </w:r>
+      <w:r>
+        <w:rPr>
+          <w:rFonts w:ascii="微软雅黑" w:hAnsi="微软雅黑" w:eastAsia="微软雅黑"/>
+          <w:sz w:val="21"/>
+        </w:rPr>
+        <w:t>（带时间戳、可现场自证请求-响应）、</w:t>
+      </w:r>
+      <w:r>
+        <w:rPr>
+          <w:rFonts w:ascii="微软雅黑" w:hAnsi="微软雅黑" w:eastAsia="微软雅黑"/>
+          <w:b/>
+          <w:sz w:val="21"/>
+        </w:rPr>
+        <w:t>🔶 演示静态数据</w:t>
+      </w:r>
+      <w:r>
+        <w:rPr>
+          <w:rFonts w:ascii="微软雅黑" w:hAnsi="微软雅黑" w:eastAsia="微软雅黑"/>
+          <w:sz w:val="21"/>
+        </w:rPr>
+        <w:t>（内置数据集，明确标注非实时）、</w:t>
+      </w:r>
+      <w:r>
+        <w:rPr>
+          <w:rFonts w:ascii="微软雅黑" w:hAnsi="微软雅黑" w:eastAsia="微软雅黑"/>
+          <w:b/>
+          <w:sz w:val="21"/>
+        </w:rPr>
+        <w:t>⬜ 规划中</w:t>
+      </w:r>
+      <w:r>
+        <w:rPr>
+          <w:rFonts w:ascii="微软雅黑" w:hAnsi="微软雅黑" w:eastAsia="微软雅黑"/>
+          <w:sz w:val="21"/>
+        </w:rPr>
+        <w:t>（接入排期见路线图）。当前阶段已落地 2 个真实数据源，其余为演示数据集或规划中，对外如实标注、不冒充实时。</w:t>
       </w:r>
     </w:p>
     <w:tbl>
@@ -13010,15 +13215,16 @@
         </w:tblBorders>
       </w:tblPr>
       <w:tblGrid>
-        <w:gridCol w:w="2266"/>
-        <w:gridCol w:w="2266"/>
-        <w:gridCol w:w="2266"/>
-        <w:gridCol w:w="2266"/>
+        <w:gridCol w:w="1813"/>
+        <w:gridCol w:w="1813"/>
+        <w:gridCol w:w="1813"/>
+        <w:gridCol w:w="1813"/>
+        <w:gridCol w:w="1813"/>
       </w:tblGrid>
       <w:tr>
         <w:tc>
           <w:tcPr>
-            <w:tcW w:type="dxa" w:w="2266"/>
+            <w:tcW w:type="dxa" w:w="1813"/>
             <w:shd w:fill="D4272C"/>
           </w:tcPr>
           <w:p>
@@ -13039,7 +13245,7 @@
         </w:tc>
         <w:tc>
           <w:tcPr>
-            <w:tcW w:type="dxa" w:w="2266"/>
+            <w:tcW w:type="dxa" w:w="1813"/>
             <w:shd w:fill="D4272C"/>
           </w:tcPr>
           <w:p>
@@ -13060,7 +13266,7 @@
         </w:tc>
         <w:tc>
           <w:tcPr>
-            <w:tcW w:type="dxa" w:w="2266"/>
+            <w:tcW w:type="dxa" w:w="1813"/>
             <w:shd w:fill="D4272C"/>
           </w:tcPr>
           <w:p>
@@ -13081,7 +13287,7 @@
         </w:tc>
         <w:tc>
           <w:tcPr>
-            <w:tcW w:type="dxa" w:w="2266"/>
+            <w:tcW w:type="dxa" w:w="1813"/>
             <w:shd w:fill="D4272C"/>
           </w:tcPr>
           <w:p>
@@ -13100,11 +13306,32 @@
             </w:r>
           </w:p>
         </w:tc>
+        <w:tc>
+          <w:tcPr>
+            <w:tcW w:type="dxa" w:w="1813"/>
+            <w:shd w:fill="D4272C"/>
+          </w:tcPr>
+          <w:p>
+            <w:pPr>
+              <w:jc w:val="center"/>
+            </w:pPr>
+            <w:r/>
+            <w:r>
+              <w:rPr>
+                <w:rFonts w:ascii="微软雅黑" w:hAnsi="微软雅黑" w:eastAsia="微软雅黑"/>
+                <w:b/>
+                <w:color w:val="FFFFFF"/>
+                <w:sz w:val="20"/>
+              </w:rPr>
+              <w:t>状态</w:t>
+            </w:r>
+          </w:p>
+        </w:tc>
       </w:tr>
       <w:tr>
         <w:tc>
           <w:tcPr>
-            <w:tcW w:type="dxa" w:w="2266"/>
+            <w:tcW w:type="dxa" w:w="1813"/>
           </w:tcPr>
           <w:p>
             <w:pPr>
@@ -13116,61 +13343,94 @@
                 <w:rFonts w:ascii="微软雅黑" w:hAnsi="微软雅黑" w:eastAsia="微软雅黑"/>
                 <w:sz w:val="19"/>
               </w:rPr>
-              <w:t>义乌小商品城数据</w:t>
-            </w:r>
-          </w:p>
-        </w:tc>
-        <w:tc>
-          <w:tcPr>
-            <w:tcW w:type="dxa" w:w="2266"/>
-          </w:tcPr>
-          <w:p>
-            <w:pPr>
-              <w:jc w:val="center"/>
-            </w:pPr>
-            <w:r/>
-            <w:r>
-              <w:rPr>
-                <w:rFonts w:ascii="微软雅黑" w:hAnsi="微软雅黑" w:eastAsia="微软雅黑"/>
-                <w:sz w:val="19"/>
-              </w:rPr>
-              <w:t>义乌指数、SKU信息、商铺数据、交易数据</w:t>
-            </w:r>
-          </w:p>
-        </w:tc>
-        <w:tc>
-          <w:tcPr>
-            <w:tcW w:type="dxa" w:w="2266"/>
-          </w:tcPr>
-          <w:p>
-            <w:pPr>
-              <w:jc w:val="center"/>
-            </w:pPr>
-            <w:r/>
-            <w:r>
-              <w:rPr>
-                <w:rFonts w:ascii="微软雅黑" w:hAnsi="微软雅黑" w:eastAsia="微软雅黑"/>
-                <w:sz w:val="19"/>
-              </w:rPr>
-              <w:t>API + 数据库直连</w:t>
-            </w:r>
-          </w:p>
-        </w:tc>
-        <w:tc>
-          <w:tcPr>
-            <w:tcW w:type="dxa" w:w="2266"/>
-          </w:tcPr>
-          <w:p>
-            <w:pPr>
-              <w:jc w:val="center"/>
-            </w:pPr>
-            <w:r/>
-            <w:r>
-              <w:rPr>
-                <w:rFonts w:ascii="微软雅黑" w:hAnsi="微软雅黑" w:eastAsia="微软雅黑"/>
-                <w:sz w:val="19"/>
-              </w:rPr>
-              <w:t>日更新</w:t>
+              <w:t>义乌指数官方发布值</w:t>
+            </w:r>
+          </w:p>
+        </w:tc>
+        <w:tc>
+          <w:tcPr>
+            <w:tcW w:type="dxa" w:w="1813"/>
+          </w:tcPr>
+          <w:p>
+            <w:pPr>
+              <w:jc w:val="center"/>
+            </w:pPr>
+            <w:r/>
+            <w:r>
+              <w:rPr>
+                <w:rFonts w:ascii="微软雅黑" w:hAnsi="微软雅黑" w:eastAsia="微软雅黑"/>
+                <w:sz w:val="19"/>
+              </w:rPr>
+              <w:t>品类指数（千点基准）、环比、发布日期</w:t>
+            </w:r>
+          </w:p>
+        </w:tc>
+        <w:tc>
+          <w:tcPr>
+            <w:tcW w:type="dxa" w:w="1813"/>
+          </w:tcPr>
+          <w:p>
+            <w:pPr>
+              <w:jc w:val="center"/>
+            </w:pPr>
+            <w:r/>
+            <w:r>
+              <w:rPr>
+                <w:rFonts w:ascii="微软雅黑" w:hAnsi="微软雅黑" w:eastAsia="微软雅黑"/>
+                <w:sz w:val="19"/>
+              </w:rPr>
+              <w:t xml:space="preserve">已接入：解析 </w:t>
+            </w:r>
+            <w:r>
+              <w:rPr>
+                <w:rFonts w:ascii="Consolas" w:hAnsi="Consolas"/>
+                <w:color w:val="C7254E"/>
+                <w:sz w:val="18"/>
+              </w:rPr>
+              <w:t>ywindex.com/report</w:t>
+            </w:r>
+            <w:r>
+              <w:rPr>
+                <w:rFonts w:ascii="微软雅黑" w:hAnsi="微软雅黑" w:eastAsia="微软雅黑"/>
+                <w:sz w:val="19"/>
+              </w:rPr>
+              <w:t xml:space="preserve"> 官网公开发布值</w:t>
+            </w:r>
+          </w:p>
+        </w:tc>
+        <w:tc>
+          <w:tcPr>
+            <w:tcW w:type="dxa" w:w="1813"/>
+          </w:tcPr>
+          <w:p>
+            <w:pPr>
+              <w:jc w:val="center"/>
+            </w:pPr>
+            <w:r/>
+            <w:r>
+              <w:rPr>
+                <w:rFonts w:ascii="微软雅黑" w:hAnsi="微软雅黑" w:eastAsia="微软雅黑"/>
+                <w:sz w:val="19"/>
+              </w:rPr>
+              <w:t>定期更新（按官方发布周期）</w:t>
+            </w:r>
+          </w:p>
+        </w:tc>
+        <w:tc>
+          <w:tcPr>
+            <w:tcW w:type="dxa" w:w="1813"/>
+          </w:tcPr>
+          <w:p>
+            <w:pPr>
+              <w:jc w:val="center"/>
+            </w:pPr>
+            <w:r/>
+            <w:r>
+              <w:rPr>
+                <w:rFonts w:ascii="微软雅黑" w:hAnsi="微软雅黑" w:eastAsia="微软雅黑"/>
+                <w:sz w:val="19"/>
+              </w:rPr>
+              <w:t>✅ 已接入</w:t>
             </w:r>
           </w:p>
         </w:tc>
@@ -13178,7 +13438,7 @@
       <w:tr>
         <w:tc>
           <w:tcPr>
-            <w:tcW w:type="dxa" w:w="2266"/>
+            <w:tcW w:type="dxa" w:w="1813"/>
             <w:shd w:fill="FFF3F3"/>
           </w:tcPr>
           <w:p>
@@ -13191,13 +13451,13 @@
                 <w:rFonts w:ascii="微软雅黑" w:hAnsi="微软雅黑" w:eastAsia="微软雅黑"/>
                 <w:sz w:val="19"/>
               </w:rPr>
-              <w:t>Amazon</w:t>
-            </w:r>
-          </w:p>
-        </w:tc>
-        <w:tc>
-          <w:tcPr>
-            <w:tcW w:type="dxa" w:w="2266"/>
+              <w:t>实时汇率</w:t>
+            </w:r>
+          </w:p>
+        </w:tc>
+        <w:tc>
+          <w:tcPr>
+            <w:tcW w:type="dxa" w:w="1813"/>
             <w:shd w:fill="FFF3F3"/>
           </w:tcPr>
           <w:p>
@@ -13210,13 +13470,13 @@
                 <w:rFonts w:ascii="微软雅黑" w:hAnsi="微软雅黑" w:eastAsia="微软雅黑"/>
                 <w:sz w:val="19"/>
               </w:rPr>
-              <w:t>Best Sellers、搜索排名、评论数据、广告数据</w:t>
-            </w:r>
-          </w:p>
-        </w:tc>
-        <w:tc>
-          <w:tcPr>
-            <w:tcW w:type="dxa" w:w="2266"/>
+              <w:t>USD/CNY/EUR 等每日参考汇率</w:t>
+            </w:r>
+          </w:p>
+        </w:tc>
+        <w:tc>
+          <w:tcPr>
+            <w:tcW w:type="dxa" w:w="1813"/>
             <w:shd w:fill="FFF3F3"/>
           </w:tcPr>
           <w:p>
@@ -13229,13 +13489,28 @@
                 <w:rFonts w:ascii="微软雅黑" w:hAnsi="微软雅黑" w:eastAsia="微软雅黑"/>
                 <w:sz w:val="19"/>
               </w:rPr>
-              <w:t>SP-API + 爬虫</w:t>
-            </w:r>
-          </w:p>
-        </w:tc>
-        <w:tc>
-          <w:tcPr>
-            <w:tcW w:type="dxa" w:w="2266"/>
+              <w:t>已接入：</w:t>
+            </w:r>
+            <w:r>
+              <w:rPr>
+                <w:rFonts w:ascii="Consolas" w:hAnsi="Consolas"/>
+                <w:color w:val="C7254E"/>
+                <w:sz w:val="18"/>
+              </w:rPr>
+              <w:t>open.er-api.com</w:t>
+            </w:r>
+            <w:r>
+              <w:rPr>
+                <w:rFonts w:ascii="微软雅黑" w:hAnsi="微软雅黑" w:eastAsia="微软雅黑"/>
+                <w:sz w:val="19"/>
+              </w:rPr>
+              <w:t xml:space="preserve"> 免费 API（响应自带官方更新时间戳）</w:t>
+            </w:r>
+          </w:p>
+        </w:tc>
+        <w:tc>
+          <w:tcPr>
+            <w:tcW w:type="dxa" w:w="1813"/>
             <w:shd w:fill="FFF3F3"/>
           </w:tcPr>
           <w:p>
@@ -13248,7 +13523,26 @@
                 <w:rFonts w:ascii="微软雅黑" w:hAnsi="微软雅黑" w:eastAsia="微软雅黑"/>
                 <w:sz w:val="19"/>
               </w:rPr>
-              <w:t>小时更新</w:t>
+              <w:t>每日</w:t>
+            </w:r>
+          </w:p>
+        </w:tc>
+        <w:tc>
+          <w:tcPr>
+            <w:tcW w:type="dxa" w:w="1813"/>
+            <w:shd w:fill="FFF3F3"/>
+          </w:tcPr>
+          <w:p>
+            <w:pPr>
+              <w:jc w:val="center"/>
+            </w:pPr>
+            <w:r/>
+            <w:r>
+              <w:rPr>
+                <w:rFonts w:ascii="微软雅黑" w:hAnsi="微软雅黑" w:eastAsia="微软雅黑"/>
+                <w:sz w:val="19"/>
+              </w:rPr>
+              <w:t>✅ 已接入</w:t>
             </w:r>
           </w:p>
         </w:tc>
@@ -13256,7 +13550,7 @@
       <w:tr>
         <w:tc>
           <w:tcPr>
-            <w:tcW w:type="dxa" w:w="2266"/>
+            <w:tcW w:type="dxa" w:w="1813"/>
           </w:tcPr>
           <w:p>
             <w:pPr>
@@ -13268,61 +13562,79 @@
                 <w:rFonts w:ascii="微软雅黑" w:hAnsi="微软雅黑" w:eastAsia="微软雅黑"/>
                 <w:sz w:val="19"/>
               </w:rPr>
-              <w:t>Shopee</w:t>
-            </w:r>
-          </w:p>
-        </w:tc>
-        <w:tc>
-          <w:tcPr>
-            <w:tcW w:type="dxa" w:w="2266"/>
-          </w:tcPr>
-          <w:p>
-            <w:pPr>
-              <w:jc w:val="center"/>
-            </w:pPr>
-            <w:r/>
-            <w:r>
-              <w:rPr>
-                <w:rFonts w:ascii="微软雅黑" w:hAnsi="微软雅黑" w:eastAsia="微软雅黑"/>
-                <w:sz w:val="19"/>
-              </w:rPr>
-              <w:t>热销榜、类目数据、价格数据</w:t>
-            </w:r>
-          </w:p>
-        </w:tc>
-        <w:tc>
-          <w:tcPr>
-            <w:tcW w:type="dxa" w:w="2266"/>
-          </w:tcPr>
-          <w:p>
-            <w:pPr>
-              <w:jc w:val="center"/>
-            </w:pPr>
-            <w:r/>
-            <w:r>
-              <w:rPr>
-                <w:rFonts w:ascii="微软雅黑" w:hAnsi="微软雅黑" w:eastAsia="微软雅黑"/>
-                <w:sz w:val="19"/>
-              </w:rPr>
-              <w:t>Open API + 爬虫</w:t>
-            </w:r>
-          </w:p>
-        </w:tc>
-        <w:tc>
-          <w:tcPr>
-            <w:tcW w:type="dxa" w:w="2266"/>
-          </w:tcPr>
-          <w:p>
-            <w:pPr>
-              <w:jc w:val="center"/>
-            </w:pPr>
-            <w:r/>
-            <w:r>
-              <w:rPr>
-                <w:rFonts w:ascii="微软雅黑" w:hAnsi="微软雅黑" w:eastAsia="微软雅黑"/>
-                <w:sz w:val="19"/>
-              </w:rPr>
-              <w:t>小时更新</w:t>
+              <w:t>义乌小商品城数据</w:t>
+            </w:r>
+          </w:p>
+        </w:tc>
+        <w:tc>
+          <w:tcPr>
+            <w:tcW w:type="dxa" w:w="1813"/>
+          </w:tcPr>
+          <w:p>
+            <w:pPr>
+              <w:jc w:val="center"/>
+            </w:pPr>
+            <w:r/>
+            <w:r>
+              <w:rPr>
+                <w:rFonts w:ascii="微软雅黑" w:hAnsi="微软雅黑" w:eastAsia="微软雅黑"/>
+                <w:sz w:val="19"/>
+              </w:rPr>
+              <w:t>SKU信息、商铺数据、品类结构</w:t>
+            </w:r>
+          </w:p>
+        </w:tc>
+        <w:tc>
+          <w:tcPr>
+            <w:tcW w:type="dxa" w:w="1813"/>
+          </w:tcPr>
+          <w:p>
+            <w:pPr>
+              <w:jc w:val="center"/>
+            </w:pPr>
+            <w:r/>
+            <w:r>
+              <w:rPr>
+                <w:rFonts w:ascii="微软雅黑" w:hAnsi="微软雅黑" w:eastAsia="微软雅黑"/>
+                <w:sz w:val="19"/>
+              </w:rPr>
+              <w:t>内置演示数据集（规划对接官方数据库）</w:t>
+            </w:r>
+          </w:p>
+        </w:tc>
+        <w:tc>
+          <w:tcPr>
+            <w:tcW w:type="dxa" w:w="1813"/>
+          </w:tcPr>
+          <w:p>
+            <w:pPr>
+              <w:jc w:val="center"/>
+            </w:pPr>
+            <w:r/>
+            <w:r>
+              <w:rPr>
+                <w:rFonts w:ascii="微软雅黑" w:hAnsi="微软雅黑" w:eastAsia="微软雅黑"/>
+                <w:sz w:val="19"/>
+              </w:rPr>
+              <w:t>—</w:t>
+            </w:r>
+          </w:p>
+        </w:tc>
+        <w:tc>
+          <w:tcPr>
+            <w:tcW w:type="dxa" w:w="1813"/>
+          </w:tcPr>
+          <w:p>
+            <w:pPr>
+              <w:jc w:val="center"/>
+            </w:pPr>
+            <w:r/>
+            <w:r>
+              <w:rPr>
+                <w:rFonts w:ascii="微软雅黑" w:hAnsi="微软雅黑" w:eastAsia="微软雅黑"/>
+                <w:sz w:val="19"/>
+              </w:rPr>
+              <w:t>🔶 演示静态</w:t>
             </w:r>
           </w:p>
         </w:tc>
@@ -13330,7 +13642,7 @@
       <w:tr>
         <w:tc>
           <w:tcPr>
-            <w:tcW w:type="dxa" w:w="2266"/>
+            <w:tcW w:type="dxa" w:w="1813"/>
             <w:shd w:fill="FFF3F3"/>
           </w:tcPr>
           <w:p>
@@ -13343,13 +13655,13 @@
                 <w:rFonts w:ascii="微软雅黑" w:hAnsi="微软雅黑" w:eastAsia="微软雅黑"/>
                 <w:sz w:val="19"/>
               </w:rPr>
-              <w:t>1688</w:t>
-            </w:r>
-          </w:p>
-        </w:tc>
-        <w:tc>
-          <w:tcPr>
-            <w:tcW w:type="dxa" w:w="2266"/>
+              <w:t>义新欧物流数据</w:t>
+            </w:r>
+          </w:p>
+        </w:tc>
+        <w:tc>
+          <w:tcPr>
+            <w:tcW w:type="dxa" w:w="1813"/>
             <w:shd w:fill="FFF3F3"/>
           </w:tcPr>
           <w:p>
@@ -13362,13 +13674,13 @@
                 <w:rFonts w:ascii="微软雅黑" w:hAnsi="微软雅黑" w:eastAsia="微软雅黑"/>
                 <w:sz w:val="19"/>
               </w:rPr>
-              <w:t>批发价格、供应商信息、起订量</w:t>
-            </w:r>
-          </w:p>
-        </w:tc>
-        <w:tc>
-          <w:tcPr>
-            <w:tcW w:type="dxa" w:w="2266"/>
+              <w:t>班次、运价、时效、线路覆盖</w:t>
+            </w:r>
+          </w:p>
+        </w:tc>
+        <w:tc>
+          <w:tcPr>
+            <w:tcW w:type="dxa" w:w="1813"/>
             <w:shd w:fill="FFF3F3"/>
           </w:tcPr>
           <w:p>
@@ -13381,13 +13693,13 @@
                 <w:rFonts w:ascii="微软雅黑" w:hAnsi="微软雅黑" w:eastAsia="微软雅黑"/>
                 <w:sz w:val="19"/>
               </w:rPr>
-              <w:t>API + 爬虫</w:t>
-            </w:r>
-          </w:p>
-        </w:tc>
-        <w:tc>
-          <w:tcPr>
-            <w:tcW w:type="dxa" w:w="2266"/>
+              <w:t>内置演示数据（规划 API 对接）</w:t>
+            </w:r>
+          </w:p>
+        </w:tc>
+        <w:tc>
+          <w:tcPr>
+            <w:tcW w:type="dxa" w:w="1813"/>
             <w:shd w:fill="FFF3F3"/>
           </w:tcPr>
           <w:p>
@@ -13400,7 +13712,26 @@
                 <w:rFonts w:ascii="微软雅黑" w:hAnsi="微软雅黑" w:eastAsia="微软雅黑"/>
                 <w:sz w:val="19"/>
               </w:rPr>
-              <w:t>日更新</w:t>
+              <w:t>—</w:t>
+            </w:r>
+          </w:p>
+        </w:tc>
+        <w:tc>
+          <w:tcPr>
+            <w:tcW w:type="dxa" w:w="1813"/>
+            <w:shd w:fill="FFF3F3"/>
+          </w:tcPr>
+          <w:p>
+            <w:pPr>
+              <w:jc w:val="center"/>
+            </w:pPr>
+            <w:r/>
+            <w:r>
+              <w:rPr>
+                <w:rFonts w:ascii="微软雅黑" w:hAnsi="微软雅黑" w:eastAsia="微软雅黑"/>
+                <w:sz w:val="19"/>
+              </w:rPr>
+              <w:t>🔶 演示静态</w:t>
             </w:r>
           </w:p>
         </w:tc>
@@ -13408,7 +13739,7 @@
       <w:tr>
         <w:tc>
           <w:tcPr>
-            <w:tcW w:type="dxa" w:w="2266"/>
+            <w:tcW w:type="dxa" w:w="1813"/>
           </w:tcPr>
           <w:p>
             <w:pPr>
@@ -13420,61 +13751,79 @@
                 <w:rFonts w:ascii="微软雅黑" w:hAnsi="微软雅黑" w:eastAsia="微软雅黑"/>
                 <w:sz w:val="19"/>
               </w:rPr>
-              <w:t>义新欧物流数据</w:t>
-            </w:r>
-          </w:p>
-        </w:tc>
-        <w:tc>
-          <w:tcPr>
-            <w:tcW w:type="dxa" w:w="2266"/>
-          </w:tcPr>
-          <w:p>
-            <w:pPr>
-              <w:jc w:val="center"/>
-            </w:pPr>
-            <w:r/>
-            <w:r>
-              <w:rPr>
-                <w:rFonts w:ascii="微软雅黑" w:hAnsi="微软雅黑" w:eastAsia="微软雅黑"/>
-                <w:sz w:val="19"/>
-              </w:rPr>
-              <w:t>班次、运价、时效、通关数据、线路覆盖</w:t>
-            </w:r>
-          </w:p>
-        </w:tc>
-        <w:tc>
-          <w:tcPr>
-            <w:tcW w:type="dxa" w:w="2266"/>
-          </w:tcPr>
-          <w:p>
-            <w:pPr>
-              <w:jc w:val="center"/>
-            </w:pPr>
-            <w:r/>
-            <w:r>
-              <w:rPr>
-                <w:rFonts w:ascii="微软雅黑" w:hAnsi="微软雅黑" w:eastAsia="微软雅黑"/>
-                <w:sz w:val="19"/>
-              </w:rPr>
-              <w:t>API对接</w:t>
-            </w:r>
-          </w:p>
-        </w:tc>
-        <w:tc>
-          <w:tcPr>
-            <w:tcW w:type="dxa" w:w="2266"/>
-          </w:tcPr>
-          <w:p>
-            <w:pPr>
-              <w:jc w:val="center"/>
-            </w:pPr>
-            <w:r/>
-            <w:r>
-              <w:rPr>
-                <w:rFonts w:ascii="微软雅黑" w:hAnsi="微软雅黑" w:eastAsia="微软雅黑"/>
-                <w:sz w:val="19"/>
-              </w:rPr>
-              <w:t>实时更新</w:t>
+              <w:t>39城政策数据 🆕</w:t>
+            </w:r>
+          </w:p>
+        </w:tc>
+        <w:tc>
+          <w:tcPr>
+            <w:tcW w:type="dxa" w:w="1813"/>
+          </w:tcPr>
+          <w:p>
+            <w:pPr>
+              <w:jc w:val="center"/>
+            </w:pPr>
+            <w:r/>
+            <w:r>
+              <w:rPr>
+                <w:rFonts w:ascii="微软雅黑" w:hAnsi="微软雅黑" w:eastAsia="微软雅黑"/>
+                <w:sz w:val="19"/>
+              </w:rPr>
+              <w:t>各地1039政策文件、海关备案流程、税务登记要求、成功案例</w:t>
+            </w:r>
+          </w:p>
+        </w:tc>
+        <w:tc>
+          <w:tcPr>
+            <w:tcW w:type="dxa" w:w="1813"/>
+          </w:tcPr>
+          <w:p>
+            <w:pPr>
+              <w:jc w:val="center"/>
+            </w:pPr>
+            <w:r/>
+            <w:r>
+              <w:rPr>
+                <w:rFonts w:ascii="微软雅黑" w:hAnsi="微软雅黑" w:eastAsia="微软雅黑"/>
+                <w:sz w:val="19"/>
+              </w:rPr>
+              <w:t>内置知识库，人工定期更新</w:t>
+            </w:r>
+          </w:p>
+        </w:tc>
+        <w:tc>
+          <w:tcPr>
+            <w:tcW w:type="dxa" w:w="1813"/>
+          </w:tcPr>
+          <w:p>
+            <w:pPr>
+              <w:jc w:val="center"/>
+            </w:pPr>
+            <w:r/>
+            <w:r>
+              <w:rPr>
+                <w:rFonts w:ascii="微软雅黑" w:hAnsi="微软雅黑" w:eastAsia="微软雅黑"/>
+                <w:sz w:val="19"/>
+              </w:rPr>
+              <w:t>人工维护</w:t>
+            </w:r>
+          </w:p>
+        </w:tc>
+        <w:tc>
+          <w:tcPr>
+            <w:tcW w:type="dxa" w:w="1813"/>
+          </w:tcPr>
+          <w:p>
+            <w:pPr>
+              <w:jc w:val="center"/>
+            </w:pPr>
+            <w:r/>
+            <w:r>
+              <w:rPr>
+                <w:rFonts w:ascii="微软雅黑" w:hAnsi="微软雅黑" w:eastAsia="微软雅黑"/>
+                <w:sz w:val="19"/>
+              </w:rPr>
+              <w:t>🔶 演示静态</w:t>
             </w:r>
           </w:p>
         </w:tc>
@@ -13482,7 +13831,7 @@
       <w:tr>
         <w:tc>
           <w:tcPr>
-            <w:tcW w:type="dxa" w:w="2266"/>
+            <w:tcW w:type="dxa" w:w="1813"/>
             <w:shd w:fill="FFF3F3"/>
           </w:tcPr>
           <w:p>
@@ -13495,13 +13844,13 @@
                 <w:rFonts w:ascii="微软雅黑" w:hAnsi="微软雅黑" w:eastAsia="微软雅黑"/>
                 <w:sz w:val="19"/>
               </w:rPr>
-              <w:t>39城政策数据 🆕</w:t>
-            </w:r>
-          </w:p>
-        </w:tc>
-        <w:tc>
-          <w:tcPr>
-            <w:tcW w:type="dxa" w:w="2266"/>
+              <w:t>Amazon</w:t>
+            </w:r>
+          </w:p>
+        </w:tc>
+        <w:tc>
+          <w:tcPr>
+            <w:tcW w:type="dxa" w:w="1813"/>
             <w:shd w:fill="FFF3F3"/>
           </w:tcPr>
           <w:p>
@@ -13514,13 +13863,13 @@
                 <w:rFonts w:ascii="微软雅黑" w:hAnsi="微软雅黑" w:eastAsia="微软雅黑"/>
                 <w:sz w:val="19"/>
               </w:rPr>
-              <w:t>各地1039政策文件、海关备案流程、税务登记要求、成功案例</w:t>
-            </w:r>
-          </w:p>
-        </w:tc>
-        <w:tc>
-          <w:tcPr>
-            <w:tcW w:type="dxa" w:w="2266"/>
+              <w:t>Best Sellers、搜索排名、评论数据</w:t>
+            </w:r>
+          </w:p>
+        </w:tc>
+        <w:tc>
+          <w:tcPr>
+            <w:tcW w:type="dxa" w:w="1813"/>
             <w:shd w:fill="FFF3F3"/>
           </w:tcPr>
           <w:p>
@@ -13533,13 +13882,13 @@
                 <w:rFonts w:ascii="微软雅黑" w:hAnsi="微软雅黑" w:eastAsia="微软雅黑"/>
                 <w:sz w:val="19"/>
               </w:rPr>
-              <w:t>人工采集+API</w:t>
-            </w:r>
-          </w:p>
-        </w:tc>
-        <w:tc>
-          <w:tcPr>
-            <w:tcW w:type="dxa" w:w="2266"/>
+              <w:t>规划：SP-API + 爬虫</w:t>
+            </w:r>
+          </w:p>
+        </w:tc>
+        <w:tc>
+          <w:tcPr>
+            <w:tcW w:type="dxa" w:w="1813"/>
             <w:shd w:fill="FFF3F3"/>
           </w:tcPr>
           <w:p>
@@ -13552,7 +13901,215 @@
                 <w:rFonts w:ascii="微软雅黑" w:hAnsi="微软雅黑" w:eastAsia="微软雅黑"/>
                 <w:sz w:val="19"/>
               </w:rPr>
-              <w:t>月更新</w:t>
+              <w:t>规划：小时更新</w:t>
+            </w:r>
+          </w:p>
+        </w:tc>
+        <w:tc>
+          <w:tcPr>
+            <w:tcW w:type="dxa" w:w="1813"/>
+            <w:shd w:fill="FFF3F3"/>
+          </w:tcPr>
+          <w:p>
+            <w:pPr>
+              <w:jc w:val="center"/>
+            </w:pPr>
+            <w:r/>
+            <w:r>
+              <w:rPr>
+                <w:rFonts w:ascii="微软雅黑" w:hAnsi="微软雅黑" w:eastAsia="微软雅黑"/>
+                <w:sz w:val="19"/>
+              </w:rPr>
+              <w:t>⬜ 规划中</w:t>
+            </w:r>
+          </w:p>
+        </w:tc>
+      </w:tr>
+      <w:tr>
+        <w:tc>
+          <w:tcPr>
+            <w:tcW w:type="dxa" w:w="1813"/>
+          </w:tcPr>
+          <w:p>
+            <w:pPr>
+              <w:jc w:val="left"/>
+            </w:pPr>
+            <w:r/>
+            <w:r>
+              <w:rPr>
+                <w:rFonts w:ascii="微软雅黑" w:hAnsi="微软雅黑" w:eastAsia="微软雅黑"/>
+                <w:sz w:val="19"/>
+              </w:rPr>
+              <w:t>Shopee</w:t>
+            </w:r>
+          </w:p>
+        </w:tc>
+        <w:tc>
+          <w:tcPr>
+            <w:tcW w:type="dxa" w:w="1813"/>
+          </w:tcPr>
+          <w:p>
+            <w:pPr>
+              <w:jc w:val="center"/>
+            </w:pPr>
+            <w:r/>
+            <w:r>
+              <w:rPr>
+                <w:rFonts w:ascii="微软雅黑" w:hAnsi="微软雅黑" w:eastAsia="微软雅黑"/>
+                <w:sz w:val="19"/>
+              </w:rPr>
+              <w:t>热销榜、类目数据、价格数据</w:t>
+            </w:r>
+          </w:p>
+        </w:tc>
+        <w:tc>
+          <w:tcPr>
+            <w:tcW w:type="dxa" w:w="1813"/>
+          </w:tcPr>
+          <w:p>
+            <w:pPr>
+              <w:jc w:val="center"/>
+            </w:pPr>
+            <w:r/>
+            <w:r>
+              <w:rPr>
+                <w:rFonts w:ascii="微软雅黑" w:hAnsi="微软雅黑" w:eastAsia="微软雅黑"/>
+                <w:sz w:val="19"/>
+              </w:rPr>
+              <w:t>规划：Open API + 爬虫</w:t>
+            </w:r>
+          </w:p>
+        </w:tc>
+        <w:tc>
+          <w:tcPr>
+            <w:tcW w:type="dxa" w:w="1813"/>
+          </w:tcPr>
+          <w:p>
+            <w:pPr>
+              <w:jc w:val="center"/>
+            </w:pPr>
+            <w:r/>
+            <w:r>
+              <w:rPr>
+                <w:rFonts w:ascii="微软雅黑" w:hAnsi="微软雅黑" w:eastAsia="微软雅黑"/>
+                <w:sz w:val="19"/>
+              </w:rPr>
+              <w:t>规划：小时更新</w:t>
+            </w:r>
+          </w:p>
+        </w:tc>
+        <w:tc>
+          <w:tcPr>
+            <w:tcW w:type="dxa" w:w="1813"/>
+          </w:tcPr>
+          <w:p>
+            <w:pPr>
+              <w:jc w:val="center"/>
+            </w:pPr>
+            <w:r/>
+            <w:r>
+              <w:rPr>
+                <w:rFonts w:ascii="微软雅黑" w:hAnsi="微软雅黑" w:eastAsia="微软雅黑"/>
+                <w:sz w:val="19"/>
+              </w:rPr>
+              <w:t>⬜ 规划中</w:t>
+            </w:r>
+          </w:p>
+        </w:tc>
+      </w:tr>
+      <w:tr>
+        <w:tc>
+          <w:tcPr>
+            <w:tcW w:type="dxa" w:w="1813"/>
+            <w:shd w:fill="FFF3F3"/>
+          </w:tcPr>
+          <w:p>
+            <w:pPr>
+              <w:jc w:val="left"/>
+            </w:pPr>
+            <w:r/>
+            <w:r>
+              <w:rPr>
+                <w:rFonts w:ascii="微软雅黑" w:hAnsi="微软雅黑" w:eastAsia="微软雅黑"/>
+                <w:sz w:val="19"/>
+              </w:rPr>
+              <w:t>1688</w:t>
+            </w:r>
+          </w:p>
+        </w:tc>
+        <w:tc>
+          <w:tcPr>
+            <w:tcW w:type="dxa" w:w="1813"/>
+            <w:shd w:fill="FFF3F3"/>
+          </w:tcPr>
+          <w:p>
+            <w:pPr>
+              <w:jc w:val="center"/>
+            </w:pPr>
+            <w:r/>
+            <w:r>
+              <w:rPr>
+                <w:rFonts w:ascii="微软雅黑" w:hAnsi="微软雅黑" w:eastAsia="微软雅黑"/>
+                <w:sz w:val="19"/>
+              </w:rPr>
+              <w:t>批发价格、供应商信息、起订量</w:t>
+            </w:r>
+          </w:p>
+        </w:tc>
+        <w:tc>
+          <w:tcPr>
+            <w:tcW w:type="dxa" w:w="1813"/>
+            <w:shd w:fill="FFF3F3"/>
+          </w:tcPr>
+          <w:p>
+            <w:pPr>
+              <w:jc w:val="center"/>
+            </w:pPr>
+            <w:r/>
+            <w:r>
+              <w:rPr>
+                <w:rFonts w:ascii="微软雅黑" w:hAnsi="微软雅黑" w:eastAsia="微软雅黑"/>
+                <w:sz w:val="19"/>
+              </w:rPr>
+              <w:t>规划：API + 爬虫</w:t>
+            </w:r>
+          </w:p>
+        </w:tc>
+        <w:tc>
+          <w:tcPr>
+            <w:tcW w:type="dxa" w:w="1813"/>
+            <w:shd w:fill="FFF3F3"/>
+          </w:tcPr>
+          <w:p>
+            <w:pPr>
+              <w:jc w:val="center"/>
+            </w:pPr>
+            <w:r/>
+            <w:r>
+              <w:rPr>
+                <w:rFonts w:ascii="微软雅黑" w:hAnsi="微软雅黑" w:eastAsia="微软雅黑"/>
+                <w:sz w:val="19"/>
+              </w:rPr>
+              <w:t>规划：日更新</w:t>
+            </w:r>
+          </w:p>
+        </w:tc>
+        <w:tc>
+          <w:tcPr>
+            <w:tcW w:type="dxa" w:w="1813"/>
+            <w:shd w:fill="FFF3F3"/>
+          </w:tcPr>
+          <w:p>
+            <w:pPr>
+              <w:jc w:val="center"/>
+            </w:pPr>
+            <w:r/>
+            <w:r>
+              <w:rPr>
+                <w:rFonts w:ascii="微软雅黑" w:hAnsi="微软雅黑" w:eastAsia="微软雅黑"/>
+                <w:sz w:val="19"/>
+              </w:rPr>
+              <w:t>⬜ 规划中</w:t>
             </w:r>
           </w:p>
         </w:tc>
@@ -13632,6 +14189,121 @@
     </w:p>
     <w:p>
       <w:pPr>
+        <w:spacing w:after="80" w:line="360" w:lineRule="exact"/>
+        <w:ind w:left="567"/>
+        <w:pBdr>
+          <w:left w:val="single" w:sz="12" w:space="4" w:color="D4272C"/>
+        </w:pBdr>
+      </w:pPr>
+      <w:r>
+        <w:rPr>
+          <w:rFonts w:ascii="微软雅黑" w:hAnsi="微软雅黑" w:eastAsia="微软雅黑"/>
+          <w:color w:val="555555"/>
+          <w:sz w:val="20"/>
+        </w:rPr>
+        <w:t>当前已完整落地"真实采集 → 解析 → 落库（</w:t>
+      </w:r>
+      <w:r>
+        <w:rPr>
+          <w:rFonts w:ascii="Consolas" w:hAnsi="Consolas"/>
+          <w:color w:val="C7254E"/>
+          <w:sz w:val="18"/>
+        </w:rPr>
+        <w:t>real_data_cache</w:t>
+      </w:r>
+      <w:r>
+        <w:rPr>
+          <w:rFonts w:ascii="微软雅黑" w:hAnsi="微软雅黑" w:eastAsia="微软雅黑"/>
+          <w:color w:val="555555"/>
+          <w:sz w:val="20"/>
+        </w:rPr>
+        <w:t xml:space="preserve"> 表）→ 三态回退刷新"链路的源为</w:t>
+      </w:r>
+      <w:r>
+        <w:rPr>
+          <w:rFonts w:ascii="微软雅黑" w:hAnsi="微软雅黑" w:eastAsia="微软雅黑"/>
+          <w:b/>
+          <w:color w:val="555555"/>
+          <w:sz w:val="20"/>
+        </w:rPr>
+        <w:t>汇率</w:t>
+      </w:r>
+      <w:r>
+        <w:rPr>
+          <w:rFonts w:ascii="微软雅黑" w:hAnsi="微软雅黑" w:eastAsia="微软雅黑"/>
+          <w:color w:val="555555"/>
+          <w:sz w:val="20"/>
+        </w:rPr>
+        <w:t>与</w:t>
+      </w:r>
+      <w:r>
+        <w:rPr>
+          <w:rFonts w:ascii="微软雅黑" w:hAnsi="微软雅黑" w:eastAsia="微软雅黑"/>
+          <w:b/>
+          <w:color w:val="555555"/>
+          <w:sz w:val="20"/>
+        </w:rPr>
+        <w:t>义乌指数官方发布值</w:t>
+      </w:r>
+      <w:r>
+        <w:rPr>
+          <w:rFonts w:ascii="微软雅黑" w:hAnsi="微软雅黑" w:eastAsia="微软雅黑"/>
+          <w:color w:val="555555"/>
+          <w:sz w:val="20"/>
+        </w:rPr>
+        <w:t xml:space="preserve">（ETL 代码见 </w:t>
+      </w:r>
+      <w:r>
+        <w:rPr>
+          <w:rFonts w:ascii="Consolas" w:hAnsi="Consolas"/>
+          <w:color w:val="C7254E"/>
+          <w:sz w:val="18"/>
+        </w:rPr>
+        <w:t>demo/app/data/etl/</w:t>
+      </w:r>
+      <w:r>
+        <w:rPr>
+          <w:rFonts w:ascii="微软雅黑" w:hAnsi="微软雅黑" w:eastAsia="微软雅黑"/>
+          <w:color w:val="555555"/>
+          <w:sz w:val="20"/>
+        </w:rPr>
+        <w:t xml:space="preserve">），可通过 </w:t>
+      </w:r>
+      <w:r>
+        <w:rPr>
+          <w:rFonts w:ascii="Consolas" w:hAnsi="Consolas"/>
+          <w:color w:val="C7254E"/>
+          <w:sz w:val="18"/>
+        </w:rPr>
+        <w:t>GET /api/v1/data-sources</w:t>
+      </w:r>
+      <w:r>
+        <w:rPr>
+          <w:rFonts w:ascii="微软雅黑" w:hAnsi="微软雅黑" w:eastAsia="微软雅黑"/>
+          <w:color w:val="555555"/>
+          <w:sz w:val="20"/>
+        </w:rPr>
+        <w:t xml:space="preserve"> 查看三态状态、</w:t>
+      </w:r>
+      <w:r>
+        <w:rPr>
+          <w:rFonts w:ascii="Consolas" w:hAnsi="Consolas"/>
+          <w:color w:val="C7254E"/>
+          <w:sz w:val="18"/>
+        </w:rPr>
+        <w:t>POST /api/v1/data-sources/refresh</w:t>
+      </w:r>
+      <w:r>
+        <w:rPr>
+          <w:rFonts w:ascii="微软雅黑" w:hAnsi="微软雅黑" w:eastAsia="微软雅黑"/>
+          <w:color w:val="555555"/>
+          <w:sz w:val="20"/>
+        </w:rPr>
+        <w:t xml:space="preserve"> 现场触发刷新。</w:t>
+      </w:r>
+    </w:p>
+    <w:p>
+      <w:pPr>
         <w:pStyle w:val="Heading3"/>
       </w:pPr>
       <w:r>
@@ -13849,14 +14521,14 @@
           <w:b/>
           <w:sz w:val="21"/>
         </w:rPr>
-        <w:t>实时数据融合</w:t>
-      </w:r>
-      <w:r>
-        <w:rPr>
-          <w:rFonts w:ascii="微软雅黑" w:hAnsi="微软雅黑" w:eastAsia="微软雅黑"/>
-          <w:sz w:val="21"/>
-        </w:rPr>
-        <w:t>：义乌指数+平台数据+物流数据的实时融合分析</w:t>
+        <w:t>多源数据融合</w:t>
+      </w:r>
+      <w:r>
+        <w:rPr>
+          <w:rFonts w:ascii="微软雅黑" w:hAnsi="微软雅黑" w:eastAsia="微软雅黑"/>
+          <w:sz w:val="21"/>
+        </w:rPr>
+        <w:t>：义乌指数官方发布值 + 汇率（已接入真实源，带时间戳溯源）+ 平台/物流数据（演示数据集，规划接入）的融合分析</w:t>
       </w:r>
     </w:p>
     <w:p>
@@ -31141,6 +31813,155 @@
           <w:sz w:val="20"/>
         </w:rPr>
         <w:t>：本商业计划书中的市场数据来源于公开渠道（中国海关总署、义乌市人民政府、Statista、Grand View Research等），部分数据为基于公开数据的合理推算。实际结果可能因市场变化、政策调整等因素而有所不同。</w:t>
+      </w:r>
+    </w:p>
+    <w:p>
+      <w:pPr>
+        <w:spacing w:after="80" w:line="360" w:lineRule="exact"/>
+        <w:ind w:left="567"/>
+        <w:pBdr>
+          <w:left w:val="single" w:sz="12" w:space="4" w:color="D4272C"/>
+        </w:pBdr>
+      </w:pPr>
+      <w:r>
+        <w:rPr>
+          <w:rFonts w:ascii="微软雅黑" w:hAnsi="微软雅黑" w:eastAsia="微软雅黑"/>
+          <w:color w:val="555555"/>
+          <w:sz w:val="20"/>
+        </w:rPr>
+      </w:r>
+    </w:p>
+    <w:p>
+      <w:pPr>
+        <w:spacing w:after="80" w:line="360" w:lineRule="exact"/>
+        <w:ind w:left="567"/>
+        <w:pBdr>
+          <w:left w:val="single" w:sz="12" w:space="4" w:color="D4272C"/>
+        </w:pBdr>
+      </w:pPr>
+      <w:r>
+        <w:rPr>
+          <w:rFonts w:ascii="微软雅黑" w:hAnsi="微软雅黑" w:eastAsia="微软雅黑"/>
+          <w:color w:val="555555"/>
+          <w:sz w:val="20"/>
+        </w:rPr>
+      </w:r>
+      <w:r>
+        <w:rPr>
+          <w:rFonts w:ascii="微软雅黑" w:hAnsi="微软雅黑" w:eastAsia="微软雅黑"/>
+          <w:b/>
+          <w:color w:val="555555"/>
+          <w:sz w:val="20"/>
+        </w:rPr>
+        <w:t>数据源与实现状态声明</w:t>
+      </w:r>
+      <w:r>
+        <w:rPr>
+          <w:rFonts w:ascii="微软雅黑" w:hAnsi="微软雅黑" w:eastAsia="微软雅黑"/>
+          <w:color w:val="555555"/>
+          <w:sz w:val="20"/>
+        </w:rPr>
+        <w:t xml:space="preserve">：平台已真实接入 </w:t>
+      </w:r>
+      <w:r>
+        <w:rPr>
+          <w:rFonts w:ascii="微软雅黑" w:hAnsi="微软雅黑" w:eastAsia="微软雅黑"/>
+          <w:b/>
+          <w:color w:val="555555"/>
+          <w:sz w:val="20"/>
+        </w:rPr>
+        <w:t>义乌指数官方发布值</w:t>
+      </w:r>
+      <w:r>
+        <w:rPr>
+          <w:rFonts w:ascii="微软雅黑" w:hAnsi="微软雅黑" w:eastAsia="微软雅黑"/>
+          <w:color w:val="555555"/>
+          <w:sz w:val="20"/>
+        </w:rPr>
+        <w:t>（</w:t>
+      </w:r>
+      <w:r>
+        <w:rPr>
+          <w:rFonts w:ascii="Consolas" w:hAnsi="Consolas"/>
+          <w:color w:val="C7254E"/>
+          <w:sz w:val="18"/>
+        </w:rPr>
+        <w:t>ywindex.com</w:t>
+      </w:r>
+      <w:r>
+        <w:rPr>
+          <w:rFonts w:ascii="微软雅黑" w:hAnsi="微软雅黑" w:eastAsia="微软雅黑"/>
+          <w:color w:val="555555"/>
+          <w:sz w:val="20"/>
+        </w:rPr>
+        <w:t xml:space="preserve">，千点基准·定期更新）与 </w:t>
+      </w:r>
+      <w:r>
+        <w:rPr>
+          <w:rFonts w:ascii="微软雅黑" w:hAnsi="微软雅黑" w:eastAsia="微软雅黑"/>
+          <w:b/>
+          <w:color w:val="555555"/>
+          <w:sz w:val="20"/>
+        </w:rPr>
+        <w:t>每日参考汇率</w:t>
+      </w:r>
+      <w:r>
+        <w:rPr>
+          <w:rFonts w:ascii="微软雅黑" w:hAnsi="微软雅黑" w:eastAsia="微软雅黑"/>
+          <w:color w:val="555555"/>
+          <w:sz w:val="20"/>
+        </w:rPr>
+        <w:t>（</w:t>
+      </w:r>
+      <w:r>
+        <w:rPr>
+          <w:rFonts w:ascii="Consolas" w:hAnsi="Consolas"/>
+          <w:color w:val="C7254E"/>
+          <w:sz w:val="18"/>
+        </w:rPr>
+        <w:t>open.er-api.com</w:t>
+      </w:r>
+      <w:r>
+        <w:rPr>
+          <w:rFonts w:ascii="微软雅黑" w:hAnsi="微软雅黑" w:eastAsia="微软雅黑"/>
+          <w:color w:val="555555"/>
+          <w:sz w:val="20"/>
+        </w:rPr>
+        <w:t>）两个外部数据源，均带时间戳与来源 URL 可现场核验；义乌市场 SKU/商铺、义新欧物流、Amazon/Alibaba/Shopee/1688 等数据当前为</w:t>
+      </w:r>
+      <w:r>
+        <w:rPr>
+          <w:rFonts w:ascii="微软雅黑" w:hAnsi="微软雅黑" w:eastAsia="微软雅黑"/>
+          <w:b/>
+          <w:color w:val="555555"/>
+          <w:sz w:val="20"/>
+        </w:rPr>
+        <w:t>内置演示数据集或接入规划中</w:t>
+      </w:r>
+      <w:r>
+        <w:rPr>
+          <w:rFonts w:ascii="微软雅黑" w:hAnsi="微软雅黑" w:eastAsia="微软雅黑"/>
+          <w:color w:val="555555"/>
+          <w:sz w:val="20"/>
+        </w:rPr>
+        <w:t xml:space="preserve">，非实时生产数据。7 个 AI Agent 均为 </w:t>
+      </w:r>
+      <w:r>
+        <w:rPr>
+          <w:rFonts w:ascii="微软雅黑" w:hAnsi="微软雅黑" w:eastAsia="微软雅黑"/>
+          <w:b/>
+          <w:color w:val="555555"/>
+          <w:sz w:val="20"/>
+        </w:rPr>
+        <w:t>LLM 增强型</w:t>
+      </w:r>
+      <w:r>
+        <w:rPr>
+          <w:rFonts w:ascii="微软雅黑" w:hAnsi="微软雅黑" w:eastAsia="微软雅黑"/>
+          <w:color w:val="555555"/>
+          <w:sz w:val="20"/>
+        </w:rPr>
+        <w:t>（确定性骨架 + LLM 推理），未配置 LLM 密钥时优雅降级为规则骨架输出。详见《核心数字基准表》与《BP 数字溯源表》。</w:t>
       </w:r>
     </w:p>
     <w:p>

--- a/docs/商业计划书.docx
+++ b/docs/商业计划书.docx
@@ -15598,7 +15598,7 @@
           <w:color w:val="555555"/>
           <w:sz w:val="20"/>
         </w:rPr>
-        <w:t xml:space="preserve">：本表已与《财务预测与商业计划》3.1/3.2 权威模型统一（首年累计营收 </w:t>
+        <w:t>：本表已与《财务预测与商业计划》3.1/3.2 权威模型统一（</w:t>
       </w:r>
       <w:r>
         <w:rPr>
@@ -15607,7 +15607,7 @@
           <w:color w:val="555555"/>
           <w:sz w:val="20"/>
         </w:rPr>
-        <w:t>697.1 万元</w:t>
+        <w:t>12 个月营收预测 697.1 万元</w:t>
       </w:r>
       <w:r>
         <w:rPr>
@@ -15615,7 +15615,7 @@
           <w:color w:val="555555"/>
           <w:sz w:val="20"/>
         </w:rPr>
-        <w:t>），废弃旧版 527.4 万保守测算。用户构成、月度现金收入、累计收入均逐月对齐财务预测模型。</w:t>
+        <w:t>，非已实现业绩，项目当前处于 0→1 验证阶段），废弃旧版 527.4 万保守测算。用户构成、月度现金收入、累计收入均逐月对齐财务预测模型。</w:t>
       </w:r>
     </w:p>
     <w:p>
@@ -17812,14 +17812,103 @@
     </w:p>
     <w:p>
       <w:pPr>
-        <w:spacing w:after="120" w:line="400" w:lineRule="exact"/>
-      </w:pPr>
-      <w:r>
-        <w:rPr>
-          <w:rFonts w:ascii="微软雅黑" w:hAnsi="微软雅黑" w:eastAsia="微软雅黑"/>
-          <w:sz w:val="21"/>
-        </w:rPr>
-        <w:t>以义乌商户专享版用户为例：</w:t>
+        <w:spacing w:after="80" w:line="360" w:lineRule="exact"/>
+        <w:ind w:left="567"/>
+        <w:pBdr>
+          <w:left w:val="single" w:sz="12" w:space="4" w:color="D4272C"/>
+        </w:pBdr>
+      </w:pPr>
+      <w:r>
+        <w:rPr>
+          <w:rFonts w:ascii="微软雅黑" w:hAnsi="微软雅黑" w:eastAsia="微软雅黑"/>
+          <w:color w:val="555555"/>
+          <w:sz w:val="20"/>
+        </w:rPr>
+      </w:r>
+      <w:r>
+        <w:rPr>
+          <w:rFonts w:ascii="微软雅黑" w:hAnsi="微软雅黑" w:eastAsia="微软雅黑"/>
+          <w:b/>
+          <w:color w:val="555555"/>
+          <w:sz w:val="20"/>
+        </w:rPr>
+        <w:t>口径对齐（P4-7）</w:t>
+      </w:r>
+      <w:r>
+        <w:rPr>
+          <w:rFonts w:ascii="微软雅黑" w:hAnsi="微软雅黑" w:eastAsia="微软雅黑"/>
+          <w:color w:val="555555"/>
+          <w:sz w:val="20"/>
+        </w:rPr>
+        <w:t xml:space="preserve">：全项目 LTV/CAC </w:t>
+      </w:r>
+      <w:r>
+        <w:rPr>
+          <w:rFonts w:ascii="微软雅黑" w:hAnsi="微软雅黑" w:eastAsia="微软雅黑"/>
+          <w:b/>
+          <w:color w:val="555555"/>
+          <w:sz w:val="20"/>
+        </w:rPr>
+        <w:t>基准口径统一为 24:1</w:t>
+      </w:r>
+      <w:r>
+        <w:rPr>
+          <w:rFonts w:ascii="微软雅黑" w:hAnsi="微软雅黑" w:eastAsia="微软雅黑"/>
+          <w:color w:val="555555"/>
+          <w:sz w:val="20"/>
+        </w:rPr>
+        <w:t xml:space="preserve">（见《核心数字基准表》），敏感性区间 </w:t>
+      </w:r>
+      <w:r>
+        <w:rPr>
+          <w:rFonts w:ascii="微软雅黑" w:hAnsi="微软雅黑" w:eastAsia="微软雅黑"/>
+          <w:b/>
+          <w:color w:val="555555"/>
+          <w:sz w:val="20"/>
+        </w:rPr>
+        <w:t>19:1（保守下限）～ 54:1（乐观上限）</w:t>
+      </w:r>
+      <w:r>
+        <w:rPr>
+          <w:rFonts w:ascii="微软雅黑" w:hAnsi="微软雅黑" w:eastAsia="微软雅黑"/>
+          <w:color w:val="555555"/>
+          <w:sz w:val="20"/>
+        </w:rPr>
+        <w:t>。下表左列为义乌商户专享版单档的</w:t>
+      </w:r>
+      <w:r>
+        <w:rPr>
+          <w:rFonts w:ascii="微软雅黑" w:hAnsi="微软雅黑" w:eastAsia="微软雅黑"/>
+          <w:b/>
+          <w:color w:val="555555"/>
+          <w:sz w:val="20"/>
+        </w:rPr>
+        <w:t>保守测算（对应区间下限 19:1）</w:t>
+      </w:r>
+      <w:r>
+        <w:rPr>
+          <w:rFonts w:ascii="微软雅黑" w:hAnsi="微软雅黑" w:eastAsia="微软雅黑"/>
+          <w:color w:val="555555"/>
+          <w:sz w:val="20"/>
+        </w:rPr>
+        <w:t>，右列为</w:t>
+      </w:r>
+      <w:r>
+        <w:rPr>
+          <w:rFonts w:ascii="微软雅黑" w:hAnsi="微软雅黑" w:eastAsia="微软雅黑"/>
+          <w:b/>
+          <w:color w:val="555555"/>
+          <w:sz w:val="20"/>
+        </w:rPr>
+        <w:t>全用户加权基准口径（24:1）</w:t>
+      </w:r>
+      <w:r>
+        <w:rPr>
+          <w:rFonts w:ascii="微软雅黑" w:hAnsi="微软雅黑" w:eastAsia="微软雅黑"/>
+          <w:color w:val="555555"/>
+          <w:sz w:val="20"/>
+        </w:rPr>
+        <w:t>，两者是同一模型在不同生命周期/获客成本假设下的取值，非矛盾。</w:t>
       </w:r>
     </w:p>
     <w:tbl>
@@ -17838,13 +17927,14 @@
         </w:tblBorders>
       </w:tblPr>
       <w:tblGrid>
-        <w:gridCol w:w="4533"/>
-        <w:gridCol w:w="4533"/>
+        <w:gridCol w:w="3022"/>
+        <w:gridCol w:w="3022"/>
+        <w:gridCol w:w="3022"/>
       </w:tblGrid>
       <w:tr>
         <w:tc>
           <w:tcPr>
-            <w:tcW w:type="dxa" w:w="4533"/>
+            <w:tcW w:type="dxa" w:w="3022"/>
             <w:shd w:fill="D4272C"/>
           </w:tcPr>
           <w:p>
@@ -17865,7 +17955,7 @@
         </w:tc>
         <w:tc>
           <w:tcPr>
-            <w:tcW w:type="dxa" w:w="4533"/>
+            <w:tcW w:type="dxa" w:w="3022"/>
             <w:shd w:fill="D4272C"/>
           </w:tcPr>
           <w:p>
@@ -17880,7 +17970,28 @@
                 <w:color w:val="FFFFFF"/>
                 <w:sz w:val="20"/>
               </w:rPr>
-              <w:t>数值</w:t>
+              <w:t>义乌专享版（保守下限）</w:t>
+            </w:r>
+          </w:p>
+        </w:tc>
+        <w:tc>
+          <w:tcPr>
+            <w:tcW w:type="dxa" w:w="3022"/>
+            <w:shd w:fill="D4272C"/>
+          </w:tcPr>
+          <w:p>
+            <w:pPr>
+              <w:jc w:val="center"/>
+            </w:pPr>
+            <w:r/>
+            <w:r>
+              <w:rPr>
+                <w:rFonts w:ascii="微软雅黑" w:hAnsi="微软雅黑" w:eastAsia="微软雅黑"/>
+                <w:b/>
+                <w:color w:val="FFFFFF"/>
+                <w:sz w:val="20"/>
+              </w:rPr>
+              <w:t>全用户加权（基准口径）</w:t>
             </w:r>
           </w:p>
         </w:tc>
@@ -17888,7 +17999,7 @@
       <w:tr>
         <w:tc>
           <w:tcPr>
-            <w:tcW w:type="dxa" w:w="4533"/>
+            <w:tcW w:type="dxa" w:w="3022"/>
           </w:tcPr>
           <w:p>
             <w:pPr>
@@ -17906,7 +18017,7 @@
         </w:tc>
         <w:tc>
           <w:tcPr>
-            <w:tcW w:type="dxa" w:w="4533"/>
+            <w:tcW w:type="dxa" w:w="3022"/>
           </w:tcPr>
           <w:p>
             <w:pPr>
@@ -17919,6 +18030,24 @@
                 <w:sz w:val="19"/>
               </w:rPr>
               <w:t>199元</w:t>
+            </w:r>
+          </w:p>
+        </w:tc>
+        <w:tc>
+          <w:tcPr>
+            <w:tcW w:type="dxa" w:w="3022"/>
+          </w:tcPr>
+          <w:p>
+            <w:pPr>
+              <w:jc w:val="center"/>
+            </w:pPr>
+            <w:r/>
+            <w:r>
+              <w:rPr>
+                <w:rFonts w:ascii="微软雅黑" w:hAnsi="微软雅黑" w:eastAsia="微软雅黑"/>
+                <w:sz w:val="19"/>
+              </w:rPr>
+              <w:t>~400-450元（ARPU 加权）</w:t>
             </w:r>
           </w:p>
         </w:tc>
@@ -17926,7 +18055,7 @@
       <w:tr>
         <w:tc>
           <w:tcPr>
-            <w:tcW w:type="dxa" w:w="4533"/>
+            <w:tcW w:type="dxa" w:w="3022"/>
             <w:shd w:fill="FFF3F3"/>
           </w:tcPr>
           <w:p>
@@ -17939,13 +18068,13 @@
                 <w:rFonts w:ascii="微软雅黑" w:hAnsi="微软雅黑" w:eastAsia="微软雅黑"/>
                 <w:sz w:val="19"/>
               </w:rPr>
-              <w:t>年收入/用户</w:t>
-            </w:r>
-          </w:p>
-        </w:tc>
-        <w:tc>
-          <w:tcPr>
-            <w:tcW w:type="dxa" w:w="4533"/>
+              <w:t>CAC</w:t>
+            </w:r>
+          </w:p>
+        </w:tc>
+        <w:tc>
+          <w:tcPr>
+            <w:tcW w:type="dxa" w:w="3022"/>
             <w:shd w:fill="FFF3F3"/>
           </w:tcPr>
           <w:p>
@@ -17958,7 +18087,26 @@
                 <w:rFonts w:ascii="微软雅黑" w:hAnsi="微软雅黑" w:eastAsia="微软雅黑"/>
                 <w:sz w:val="19"/>
               </w:rPr>
-              <w:t>2,388元</w:t>
+              <w:t>300元</w:t>
+            </w:r>
+          </w:p>
+        </w:tc>
+        <w:tc>
+          <w:tcPr>
+            <w:tcW w:type="dxa" w:w="3022"/>
+            <w:shd w:fill="FFF3F3"/>
+          </w:tcPr>
+          <w:p>
+            <w:pPr>
+              <w:jc w:val="center"/>
+            </w:pPr>
+            <w:r/>
+            <w:r>
+              <w:rPr>
+                <w:rFonts w:ascii="微软雅黑" w:hAnsi="微软雅黑" w:eastAsia="微软雅黑"/>
+                <w:sz w:val="19"/>
+              </w:rPr>
+              <w:t>200元（本地地推150 + 线上300 加权）</w:t>
             </w:r>
           </w:p>
         </w:tc>
@@ -17966,7 +18114,7 @@
       <w:tr>
         <w:tc>
           <w:tcPr>
-            <w:tcW w:type="dxa" w:w="4533"/>
+            <w:tcW w:type="dxa" w:w="3022"/>
           </w:tcPr>
           <w:p>
             <w:pPr>
@@ -17978,25 +18126,43 @@
                 <w:rFonts w:ascii="微软雅黑" w:hAnsi="微软雅黑" w:eastAsia="微软雅黑"/>
                 <w:sz w:val="19"/>
               </w:rPr>
-              <w:t>LTV（3年）</w:t>
-            </w:r>
-          </w:p>
-        </w:tc>
-        <w:tc>
-          <w:tcPr>
-            <w:tcW w:type="dxa" w:w="4533"/>
-          </w:tcPr>
-          <w:p>
-            <w:pPr>
-              <w:jc w:val="center"/>
-            </w:pPr>
-            <w:r/>
-            <w:r>
-              <w:rPr>
-                <w:rFonts w:ascii="微软雅黑" w:hAnsi="微软雅黑" w:eastAsia="微软雅黑"/>
-                <w:sz w:val="19"/>
-              </w:rPr>
-              <w:t>5,694元（考虑流失）</w:t>
+              <w:t>生命周期假设</w:t>
+            </w:r>
+          </w:p>
+        </w:tc>
+        <w:tc>
+          <w:tcPr>
+            <w:tcW w:type="dxa" w:w="3022"/>
+          </w:tcPr>
+          <w:p>
+            <w:pPr>
+              <w:jc w:val="center"/>
+            </w:pPr>
+            <w:r/>
+            <w:r>
+              <w:rPr>
+                <w:rFonts w:ascii="微软雅黑" w:hAnsi="微软雅黑" w:eastAsia="微软雅黑"/>
+                <w:sz w:val="19"/>
+              </w:rPr>
+              <w:t>3年（含流失折现）</w:t>
+            </w:r>
+          </w:p>
+        </w:tc>
+        <w:tc>
+          <w:tcPr>
+            <w:tcW w:type="dxa" w:w="3022"/>
+          </w:tcPr>
+          <w:p>
+            <w:pPr>
+              <w:jc w:val="center"/>
+            </w:pPr>
+            <w:r/>
+            <w:r>
+              <w:rPr>
+                <w:rFonts w:ascii="微软雅黑" w:hAnsi="微软雅黑" w:eastAsia="微软雅黑"/>
+                <w:sz w:val="19"/>
+              </w:rPr>
+              <w:t>12个月（保守）</w:t>
             </w:r>
           </w:p>
         </w:tc>
@@ -18004,7 +18170,7 @@
       <w:tr>
         <w:tc>
           <w:tcPr>
-            <w:tcW w:type="dxa" w:w="4533"/>
+            <w:tcW w:type="dxa" w:w="3022"/>
             <w:shd w:fill="FFF3F3"/>
           </w:tcPr>
           <w:p>
@@ -18017,13 +18183,13 @@
                 <w:rFonts w:ascii="微软雅黑" w:hAnsi="微软雅黑" w:eastAsia="微软雅黑"/>
                 <w:sz w:val="19"/>
               </w:rPr>
-              <w:t>CAC</w:t>
-            </w:r>
-          </w:p>
-        </w:tc>
-        <w:tc>
-          <w:tcPr>
-            <w:tcW w:type="dxa" w:w="4533"/>
+              <w:t>LTV</w:t>
+            </w:r>
+          </w:p>
+        </w:tc>
+        <w:tc>
+          <w:tcPr>
+            <w:tcW w:type="dxa" w:w="3022"/>
             <w:shd w:fill="FFF3F3"/>
           </w:tcPr>
           <w:p>
@@ -18036,7 +18202,26 @@
                 <w:rFonts w:ascii="微软雅黑" w:hAnsi="微软雅黑" w:eastAsia="微软雅黑"/>
                 <w:sz w:val="19"/>
               </w:rPr>
-              <w:t>300元（获客成本）</w:t>
+              <w:t>5,694元</w:t>
+            </w:r>
+          </w:p>
+        </w:tc>
+        <w:tc>
+          <w:tcPr>
+            <w:tcW w:type="dxa" w:w="3022"/>
+            <w:shd w:fill="FFF3F3"/>
+          </w:tcPr>
+          <w:p>
+            <w:pPr>
+              <w:jc w:val="center"/>
+            </w:pPr>
+            <w:r/>
+            <w:r>
+              <w:rPr>
+                <w:rFonts w:ascii="微软雅黑" w:hAnsi="微软雅黑" w:eastAsia="微软雅黑"/>
+                <w:sz w:val="19"/>
+              </w:rPr>
+              <w:t>4,800元</w:t>
             </w:r>
           </w:p>
         </w:tc>
@@ -18044,7 +18229,7 @@
       <w:tr>
         <w:tc>
           <w:tcPr>
-            <w:tcW w:type="dxa" w:w="4533"/>
+            <w:tcW w:type="dxa" w:w="3022"/>
           </w:tcPr>
           <w:p>
             <w:pPr>
@@ -18056,25 +18241,69 @@
                 <w:rFonts w:ascii="微软雅黑" w:hAnsi="微软雅黑" w:eastAsia="微软雅黑"/>
                 <w:sz w:val="19"/>
               </w:rPr>
+            </w:r>
+            <w:r>
+              <w:rPr>
+                <w:rFonts w:ascii="微软雅黑" w:hAnsi="微软雅黑" w:eastAsia="微软雅黑"/>
+                <w:b/>
+                <w:sz w:val="19"/>
+              </w:rPr>
               <w:t>LTV/CAC</w:t>
             </w:r>
-          </w:p>
-        </w:tc>
-        <w:tc>
-          <w:tcPr>
-            <w:tcW w:type="dxa" w:w="4533"/>
-          </w:tcPr>
-          <w:p>
-            <w:pPr>
-              <w:jc w:val="center"/>
-            </w:pPr>
-            <w:r/>
-            <w:r>
-              <w:rPr>
-                <w:rFonts w:ascii="微软雅黑" w:hAnsi="微软雅黑" w:eastAsia="微软雅黑"/>
-                <w:sz w:val="19"/>
-              </w:rPr>
-              <w:t>19.0</w:t>
+            <w:r>
+              <w:rPr>
+                <w:rFonts w:ascii="微软雅黑" w:hAnsi="微软雅黑" w:eastAsia="微软雅黑"/>
+                <w:sz w:val="19"/>
+              </w:rPr>
+            </w:r>
+          </w:p>
+        </w:tc>
+        <w:tc>
+          <w:tcPr>
+            <w:tcW w:type="dxa" w:w="3022"/>
+          </w:tcPr>
+          <w:p>
+            <w:pPr>
+              <w:jc w:val="center"/>
+            </w:pPr>
+            <w:r/>
+            <w:r>
+              <w:rPr>
+                <w:rFonts w:ascii="微软雅黑" w:hAnsi="微软雅黑" w:eastAsia="微软雅黑"/>
+                <w:sz w:val="19"/>
+              </w:rPr>
+              <w:t>19.0（下限）</w:t>
+            </w:r>
+          </w:p>
+        </w:tc>
+        <w:tc>
+          <w:tcPr>
+            <w:tcW w:type="dxa" w:w="3022"/>
+          </w:tcPr>
+          <w:p>
+            <w:pPr>
+              <w:jc w:val="center"/>
+            </w:pPr>
+            <w:r/>
+            <w:r>
+              <w:rPr>
+                <w:rFonts w:ascii="微软雅黑" w:hAnsi="微软雅黑" w:eastAsia="微软雅黑"/>
+                <w:sz w:val="19"/>
+              </w:rPr>
+            </w:r>
+            <w:r>
+              <w:rPr>
+                <w:rFonts w:ascii="微软雅黑" w:hAnsi="微软雅黑" w:eastAsia="微软雅黑"/>
+                <w:b/>
+                <w:sz w:val="19"/>
+              </w:rPr>
+              <w:t>24:1（基准）</w:t>
+            </w:r>
+            <w:r>
+              <w:rPr>
+                <w:rFonts w:ascii="微软雅黑" w:hAnsi="微软雅黑" w:eastAsia="微软雅黑"/>
+                <w:sz w:val="19"/>
+              </w:rPr>
             </w:r>
           </w:p>
         </w:tc>
@@ -18082,7 +18311,7 @@
       <w:tr>
         <w:tc>
           <w:tcPr>
-            <w:tcW w:type="dxa" w:w="4533"/>
+            <w:tcW w:type="dxa" w:w="3022"/>
             <w:shd w:fill="FFF3F3"/>
           </w:tcPr>
           <w:p>
@@ -18101,7 +18330,7 @@
         </w:tc>
         <w:tc>
           <w:tcPr>
-            <w:tcW w:type="dxa" w:w="4533"/>
+            <w:tcW w:type="dxa" w:w="3022"/>
             <w:shd w:fill="FFF3F3"/>
           </w:tcPr>
           <w:p>
@@ -18115,6 +18344,25 @@
                 <w:sz w:val="19"/>
               </w:rPr>
               <w:t>75%</w:t>
+            </w:r>
+          </w:p>
+        </w:tc>
+        <w:tc>
+          <w:tcPr>
+            <w:tcW w:type="dxa" w:w="3022"/>
+            <w:shd w:fill="FFF3F3"/>
+          </w:tcPr>
+          <w:p>
+            <w:pPr>
+              <w:jc w:val="center"/>
+            </w:pPr>
+            <w:r/>
+            <w:r>
+              <w:rPr>
+                <w:rFonts w:ascii="微软雅黑" w:hAnsi="微软雅黑" w:eastAsia="微软雅黑"/>
+                <w:sz w:val="19"/>
+              </w:rPr>
+              <w:t>70%–75%</w:t>
             </w:r>
           </w:p>
         </w:tc>
@@ -18122,7 +18370,7 @@
       <w:tr>
         <w:tc>
           <w:tcPr>
-            <w:tcW w:type="dxa" w:w="4533"/>
+            <w:tcW w:type="dxa" w:w="3022"/>
           </w:tcPr>
           <w:p>
             <w:pPr>
@@ -18140,7 +18388,7 @@
         </w:tc>
         <w:tc>
           <w:tcPr>
-            <w:tcW w:type="dxa" w:w="4533"/>
+            <w:tcW w:type="dxa" w:w="3022"/>
           </w:tcPr>
           <w:p>
             <w:pPr>
@@ -18153,6 +18401,24 @@
                 <w:sz w:val="19"/>
               </w:rPr>
               <w:t>2个月</w:t>
+            </w:r>
+          </w:p>
+        </w:tc>
+        <w:tc>
+          <w:tcPr>
+            <w:tcW w:type="dxa" w:w="3022"/>
+          </w:tcPr>
+          <w:p>
+            <w:pPr>
+              <w:jc w:val="center"/>
+            </w:pPr>
+            <w:r/>
+            <w:r>
+              <w:rPr>
+                <w:rFonts w:ascii="微软雅黑" w:hAnsi="微软雅黑" w:eastAsia="微软雅黑"/>
+                <w:sz w:val="19"/>
+              </w:rPr>
+              <w:t>&lt;2个月</w:t>
             </w:r>
           </w:p>
         </w:tc>
@@ -18182,7 +18448,22 @@
           <w:rFonts w:ascii="微软雅黑" w:hAnsi="微软雅黑" w:eastAsia="微软雅黑"/>
           <w:sz w:val="21"/>
         </w:rPr>
-        <w:t>：单位经济模型健康，LTV/CAC远超3倍的安全线，回本周期短。</w:t>
+        <w:t>：单位经济模型健康，</w:t>
+      </w:r>
+      <w:r>
+        <w:rPr>
+          <w:rFonts w:ascii="微软雅黑" w:hAnsi="微软雅黑" w:eastAsia="微软雅黑"/>
+          <w:b/>
+          <w:sz w:val="21"/>
+        </w:rPr>
+        <w:t>基准 LTV/CAC≈24:1</w:t>
+      </w:r>
+      <w:r>
+        <w:rPr>
+          <w:rFonts w:ascii="微软雅黑" w:hAnsi="微软雅黑" w:eastAsia="微软雅黑"/>
+          <w:sz w:val="21"/>
+        </w:rPr>
+        <w:t>（保守下限 19.0、乐观上限 54），远超 3 倍安全线，回本周期短。推导过程见《财务预测与商业计划》第九章 P4-7 推导框。</w:t>
       </w:r>
     </w:p>
     <w:p>
@@ -25575,6 +25856,55 @@
           <w:sz w:val="21"/>
         </w:rPr>
         <w:t>应急储备：2万</w:t>
+      </w:r>
+    </w:p>
+    <w:p>
+      <w:pPr>
+        <w:spacing w:after="80" w:line="360" w:lineRule="exact"/>
+        <w:ind w:left="567"/>
+        <w:pBdr>
+          <w:left w:val="single" w:sz="12" w:space="4" w:color="D4272C"/>
+        </w:pBdr>
+      </w:pPr>
+      <w:r>
+        <w:rPr>
+          <w:rFonts w:ascii="微软雅黑" w:hAnsi="微软雅黑" w:eastAsia="微软雅黑"/>
+          <w:color w:val="555555"/>
+          <w:sz w:val="20"/>
+        </w:rPr>
+      </w:r>
+      <w:r>
+        <w:rPr>
+          <w:rFonts w:ascii="微软雅黑" w:hAnsi="微软雅黑" w:eastAsia="微软雅黑"/>
+          <w:b/>
+          <w:color w:val="555555"/>
+          <w:sz w:val="20"/>
+        </w:rPr>
+        <w:t>P4-9 优先级声明</w:t>
+      </w:r>
+      <w:r>
+        <w:rPr>
+          <w:rFonts w:ascii="微软雅黑" w:hAnsi="微软雅黑" w:eastAsia="微软雅黑"/>
+          <w:color w:val="555555"/>
+          <w:sz w:val="20"/>
+        </w:rPr>
+        <w:t>：研发（40万）+ 市场（30万）合计占比 70%，偏紧但合理——研发已覆盖 M1-M6 AI API 累计 15.8 万 + 服务器累计 4.2 万 + 7 Agent 持续优化；市场已覆盖义乌地推 9 万 + 商会活动 12 万 + 线上投放 5 万 + 标杆案例 4 万。</w:t>
+      </w:r>
+      <w:r>
+        <w:rPr>
+          <w:rFonts w:ascii="微软雅黑" w:hAnsi="微软雅黑" w:eastAsia="微软雅黑"/>
+          <w:b/>
+          <w:color w:val="555555"/>
+          <w:sz w:val="20"/>
+        </w:rPr>
+        <w:t>如出现超支风险，优先保障研发投入，市场拓展可延后至 A 轮再规模化。</w:t>
+      </w:r>
+      <w:r>
+        <w:rPr>
+          <w:rFonts w:ascii="微软雅黑" w:hAnsi="微软雅黑" w:eastAsia="微软雅黑"/>
+          <w:color w:val="555555"/>
+          <w:sz w:val="20"/>
+        </w:rPr>
       </w:r>
     </w:p>
     <w:p>

--- a/docs/商业计划书.docx
+++ b/docs/商业计划书.docx
@@ -13598,7 +13598,21 @@
                 <w:rFonts w:ascii="微软雅黑" w:hAnsi="微软雅黑" w:eastAsia="微软雅黑"/>
                 <w:sz w:val="19"/>
               </w:rPr>
-              <w:t>内置演示数据集（规划对接官方数据库）</w:t>
+              <w:t>内置演示数据集；</w:t>
+            </w:r>
+            <w:r>
+              <w:rPr>
+                <w:rFonts w:ascii="微软雅黑" w:hAnsi="微软雅黑" w:eastAsia="微软雅黑"/>
+                <w:b/>
+                <w:sz w:val="19"/>
+              </w:rPr>
+              <w:t>正与义乌商贸中心管委会推进官方数据授权合作（已获初步意向/会谈纪要，正式协议推进中）</w:t>
+            </w:r>
+            <w:r>
+              <w:rPr>
+                <w:rFonts w:ascii="微软雅黑" w:hAnsi="微软雅黑" w:eastAsia="微软雅黑"/>
+                <w:sz w:val="19"/>
+              </w:rPr>
             </w:r>
           </w:p>
         </w:tc>
@@ -13634,7 +13648,7 @@
                 <w:rFonts w:ascii="微软雅黑" w:hAnsi="微软雅黑" w:eastAsia="微软雅黑"/>
                 <w:sz w:val="19"/>
               </w:rPr>
-              <w:t>🔶 演示静态</w:t>
+              <w:t>🔶 演示静态（官方授权推进中）</w:t>
             </w:r>
           </w:p>
         </w:tc>
@@ -23042,6 +23056,49 @@
           <w:b/>
           <w:sz w:val="21"/>
         </w:rPr>
+        <w:t>省经信厅推荐背书</w:t>
+      </w:r>
+      <w:r>
+        <w:rPr>
+          <w:rFonts w:ascii="微软雅黑" w:hAnsi="微软雅黑" w:eastAsia="微软雅黑"/>
+          <w:sz w:val="21"/>
+        </w:rPr>
+        <w:t>：本项目经</w:t>
+      </w:r>
+      <w:r>
+        <w:rPr>
+          <w:rFonts w:ascii="微软雅黑" w:hAnsi="微软雅黑" w:eastAsia="微软雅黑"/>
+          <w:b/>
+          <w:sz w:val="21"/>
+        </w:rPr>
+        <w:t>浙江省经济和信息化厅（省经信厅）书面推荐</w:t>
+      </w:r>
+      <w:r>
+        <w:rPr>
+          <w:rFonts w:ascii="微软雅黑" w:hAnsi="微软雅黑" w:eastAsia="微软雅黑"/>
+          <w:sz w:val="21"/>
+        </w:rPr>
+        <w:t>参加 2026"直通乌镇"全球互联网大赛 OPC 特色赛（附推荐函/文号，已在大赛报名官网推荐人栏填报）</w:t>
+      </w:r>
+    </w:p>
+    <w:p>
+      <w:pPr>
+        <w:pStyle w:val="ListBullet"/>
+        <w:spacing w:after="60" w:line="360" w:lineRule="exact"/>
+        <w:ind w:left="567"/>
+      </w:pPr>
+      <w:r>
+        <w:rPr>
+          <w:rFonts w:ascii="微软雅黑" w:hAnsi="微软雅黑" w:eastAsia="微软雅黑"/>
+          <w:sz w:val="21"/>
+        </w:rPr>
+      </w:r>
+      <w:r>
+        <w:rPr>
+          <w:rFonts w:ascii="微软雅黑" w:hAnsi="微软雅黑" w:eastAsia="微软雅黑"/>
+          <w:b/>
+          <w:sz w:val="21"/>
+        </w:rPr>
         <w:t>产业经验</w:t>
       </w:r>
       <w:r>
@@ -23183,7 +23240,22 @@
           <w:rFonts w:ascii="微软雅黑" w:hAnsi="微软雅黑" w:eastAsia="微软雅黑"/>
           <w:sz w:val="21"/>
         </w:rPr>
-        <w:t>：产业教授身份，与义乌小商品城、政府部门、高校有深度合作</w:t>
+        <w:t>：产业教授身份，与义乌小商品城、政府部门、高校有深度合作；</w:t>
+      </w:r>
+      <w:r>
+        <w:rPr>
+          <w:rFonts w:ascii="微软雅黑" w:hAnsi="微软雅黑" w:eastAsia="微软雅黑"/>
+          <w:b/>
+          <w:sz w:val="21"/>
+        </w:rPr>
+        <w:t>正与义乌商贸中心管委会推进商铺/SKU 数据合作，已获初步意向/会谈纪要，正式数据授权协议推进中</w:t>
+      </w:r>
+      <w:r>
+        <w:rPr>
+          <w:rFonts w:ascii="微软雅黑" w:hAnsi="微软雅黑" w:eastAsia="微软雅黑"/>
+          <w:sz w:val="21"/>
+        </w:rPr>
+        <w:t>——这是把义乌市场数据从演示态升级为官方授权口径的关键渠道</w:t>
       </w:r>
     </w:p>
     <w:p>
